--- a/docx/05_events.docx
+++ b/docx/05_events.docx
@@ -19,12 +19,12 @@
           <w:color w:val="5F6770"/>
           <w:sz w:val="18"/>
         </w:rPr>
-        <w:t>Tài liệu event · Thiết kế phiên bản 2 · 12 tháng 10 năm 2026</w:t>
+        <w:t>Tài liệu event · Thiết kế phiên bản 3 · 12 tháng 10 năm 2026</w:t>
       </w:r>
     </w:p>
     <w:p>
       <w:r>
-        <w:t>Sự kiện tạo cảm giác bảo tàng đang phản ứng khi người chơi tìm ra thông tin. Chúng được tổ chức theo trạng thái, vị trí và nhịp âm sáng, không chạy ngẫu nhiên giữa lúc đọc clue. Các cảnh chim xuất hiện, quay đầu không thấy gì, sét và đánh ngất là những lựa chọn trình diễn; chúng không thay thế đường giải đố hoặc tạo một NPC đòi đồ chặn lối thoát.</w:t>
+        <w:t>Bộ thiết kế gồm sáu cụm event lớn có tình huống khác nhau và mười hai event nhỏ. Chỉ một cụm nhốt người chơi trong phòng. Các cụm còn lại dùng sinh vật, lựa chọn hướng nhìn, truy nguồn âm, Camera hoặc bản ghi âm. Mọi nhánh trở lại mạch chính tìm chìa khóa, mở giường và thoát xuống dưới; không tạo một kết thúc riêng cho mỗi event.</w:t>
       </w:r>
     </w:p>
     <w:p>
@@ -32,664 +32,7 @@
         <w:pStyle w:val="Heading1"/>
       </w:pPr>
       <w:r>
-        <w:t>1 Đạo diễn nhịp</w:t>
-      </w:r>
-    </w:p>
-    <w:p>
-      <w:r>
-        <w:t>Một lượt có ba dạng nhịp: yên để đọc và suy luận, dấu hiệu nhỏ làm người chơi chú ý tới không gian, rồi cao trào ngắn. Sau cao trào có đoạn hồi phục rõ, ánh sáng ổn định và đủ điều khiển để tiếp tục mục tiêu. “Dồn dập” nằm trong một chuỗi vài giây có tăng tiến, không phải nhiều event không liên quan phát cùng lúc.</w:t>
-      </w:r>
-    </w:p>
-    <w:p>
-      <w:r>
-        <w:t>Ở bản đầu, đặt trần ba cao trào mạnh trong một lượt. E04, E06 và E07 là ứng viên, nhưng chỉ chạy nếu điều kiện phù hợp. Các event mức thấp có thể xen giữa. Tạm khóa cao trào mạnh kế tiếp khoảng sáu đến tám phút điều khiển thực sau một cao trào; không tính lúc ở balo. Nếu đã tới đoạn kết, bỏ event đang chờ. Thời gian này chỉ giới hạn scare, không giới hạn câu đố, item hay chìa khóa.</w:t>
-      </w:r>
-    </w:p>
-    <w:p>
-      <w:r>
-        <w:t>Thứ tự đề xuất: R00 yên tĩnh; P01 có dấu hiệu âm xa; sau P03 có E02; sau P04 có thể thấy E03 hoặc E04 trong lần trở lại; nhánh W05 là lựa chọn riêng; E07 chỉ xảy ra khi nhặt ảnh tùy chọn. Sau O05, đường về và mở giường không chạy thêm scare. Một event mạnh chưa đủ điều kiện không phải món nợ cần phát bù cuối game.</w:t>
-      </w:r>
-    </w:p>
-    <w:p>
-      <w:pPr>
-        <w:pStyle w:val="Heading1"/>
-      </w:pPr>
-      <w:r>
-        <w:t>2 Các trạng thái chung</w:t>
-      </w:r>
-    </w:p>
-    <w:tbl>
-      <w:tblPr>
-        <w:tblW w:type="auto" w:w="0"/>
-        <w:tblLayout w:type="fixed"/>
-        <w:tblLook w:firstColumn="1" w:firstRow="1" w:lastColumn="0" w:lastRow="0" w:noHBand="0" w:noVBand="1" w:val="04A0"/>
-        <w:tblBorders>
-          <w:top w:val="single" w:sz="4" w:color="D9D9D9"/>
-          <w:left w:val="single" w:sz="4" w:color="D9D9D9"/>
-          <w:bottom w:val="single" w:sz="4" w:color="D9D9D9"/>
-          <w:right w:val="single" w:sz="4" w:color="D9D9D9"/>
-          <w:insideH w:val="single" w:sz="4" w:color="D9D9D9"/>
-          <w:insideV w:val="single" w:sz="4" w:color="D9D9D9"/>
-        </w:tblBorders>
-      </w:tblPr>
-      <w:tblGrid>
-        <w:gridCol w:w="1944"/>
-        <w:gridCol w:w="3744"/>
-        <w:gridCol w:w="3528"/>
-      </w:tblGrid>
-      <w:tr>
-        <w:trPr>
-          <w:cantSplit/>
-          <w:tblHeader/>
-        </w:trPr>
-        <w:tc>
-          <w:tcPr>
-            <w:tcW w:type="dxa" w:w="1944"/>
-            <w:tcMar>
-              <w:top w:w="90" w:type="dxa"/>
-              <w:bottom w:w="90" w:type="dxa"/>
-              <w:left w:w="95" w:type="dxa"/>
-              <w:right w:w="95" w:type="dxa"/>
-            </w:tcMar>
-            <w:shd w:fill="E9EFF4"/>
-          </w:tcPr>
-          <w:p>
-            <w:pPr>
-              <w:keepNext/>
-              <w:spacing w:after="20" w:before="0" w:line="247" w:lineRule="auto"/>
-            </w:pPr>
-            <w:r>
-              <w:rPr>
-                <w:b/>
-                <w:sz w:val="19"/>
-              </w:rPr>
-              <w:t>Trạng thái</w:t>
-            </w:r>
-          </w:p>
-        </w:tc>
-        <w:tc>
-          <w:tcPr>
-            <w:tcW w:type="dxa" w:w="3744"/>
-            <w:tcMar>
-              <w:top w:w="90" w:type="dxa"/>
-              <w:bottom w:w="90" w:type="dxa"/>
-              <w:left w:w="95" w:type="dxa"/>
-              <w:right w:w="95" w:type="dxa"/>
-            </w:tcMar>
-            <w:shd w:fill="E9EFF4"/>
-          </w:tcPr>
-          <w:p>
-            <w:pPr>
-              <w:keepNext/>
-              <w:spacing w:after="20" w:before="0" w:line="247" w:lineRule="auto"/>
-            </w:pPr>
-            <w:r>
-              <w:rPr>
-                <w:b/>
-                <w:sz w:val="19"/>
-              </w:rPr>
-              <w:t>Ý nghĩa</w:t>
-            </w:r>
-          </w:p>
-        </w:tc>
-        <w:tc>
-          <w:tcPr>
-            <w:tcW w:type="dxa" w:w="3528"/>
-            <w:tcMar>
-              <w:top w:w="90" w:type="dxa"/>
-              <w:bottom w:w="90" w:type="dxa"/>
-              <w:left w:w="95" w:type="dxa"/>
-              <w:right w:w="95" w:type="dxa"/>
-            </w:tcMar>
-            <w:shd w:fill="E9EFF4"/>
-          </w:tcPr>
-          <w:p>
-            <w:pPr>
-              <w:keepNext/>
-              <w:spacing w:after="20" w:before="0" w:line="247" w:lineRule="auto"/>
-            </w:pPr>
-            <w:r>
-              <w:rPr>
-                <w:b/>
-                <w:sz w:val="19"/>
-              </w:rPr>
-              <w:t>Chuyển tiếp</w:t>
-            </w:r>
-          </w:p>
-        </w:tc>
-      </w:tr>
-      <w:tr>
-        <w:trPr>
-          <w:cantSplit/>
-        </w:trPr>
-        <w:tc>
-          <w:tcPr>
-            <w:tcW w:type="dxa" w:w="1944"/>
-            <w:tcMar>
-              <w:top w:w="90" w:type="dxa"/>
-              <w:bottom w:w="90" w:type="dxa"/>
-              <w:left w:w="95" w:type="dxa"/>
-              <w:right w:w="95" w:type="dxa"/>
-            </w:tcMar>
-          </w:tcPr>
-          <w:p>
-            <w:pPr>
-              <w:keepNext/>
-              <w:spacing w:after="20" w:before="0" w:line="247" w:lineRule="auto"/>
-            </w:pPr>
-            <w:r>
-              <w:rPr>
-                <w:sz w:val="19"/>
-              </w:rPr>
-              <w:t>CHỜ</w:t>
-            </w:r>
-          </w:p>
-        </w:tc>
-        <w:tc>
-          <w:tcPr>
-            <w:tcW w:type="dxa" w:w="3744"/>
-            <w:tcMar>
-              <w:top w:w="90" w:type="dxa"/>
-              <w:bottom w:w="90" w:type="dxa"/>
-              <w:left w:w="95" w:type="dxa"/>
-              <w:right w:w="95" w:type="dxa"/>
-            </w:tcMar>
-          </w:tcPr>
-          <w:p>
-            <w:pPr>
-              <w:keepNext/>
-              <w:spacing w:after="20" w:before="0" w:line="247" w:lineRule="auto"/>
-            </w:pPr>
-            <w:r>
-              <w:rPr>
-                <w:sz w:val="19"/>
-              </w:rPr>
-              <w:t>Chưa đạt mốc hoặc chưa vào vùng</w:t>
-            </w:r>
-          </w:p>
-        </w:tc>
-        <w:tc>
-          <w:tcPr>
-            <w:tcW w:type="dxa" w:w="3528"/>
-            <w:tcMar>
-              <w:top w:w="90" w:type="dxa"/>
-              <w:bottom w:w="90" w:type="dxa"/>
-              <w:left w:w="95" w:type="dxa"/>
-              <w:right w:w="95" w:type="dxa"/>
-            </w:tcMar>
-          </w:tcPr>
-          <w:p>
-            <w:pPr>
-              <w:keepNext/>
-              <w:spacing w:after="20" w:before="0" w:line="247" w:lineRule="auto"/>
-            </w:pPr>
-            <w:r>
-              <w:rPr>
-                <w:sz w:val="19"/>
-              </w:rPr>
-              <w:t>Đủ tiến trình thì SẴN SÀNG</w:t>
-            </w:r>
-          </w:p>
-        </w:tc>
-      </w:tr>
-      <w:tr>
-        <w:trPr>
-          <w:cantSplit/>
-        </w:trPr>
-        <w:tc>
-          <w:tcPr>
-            <w:tcW w:type="dxa" w:w="1944"/>
-            <w:tcMar>
-              <w:top w:w="90" w:type="dxa"/>
-              <w:bottom w:w="90" w:type="dxa"/>
-              <w:left w:w="95" w:type="dxa"/>
-              <w:right w:w="95" w:type="dxa"/>
-            </w:tcMar>
-          </w:tcPr>
-          <w:p>
-            <w:pPr>
-              <w:keepNext/>
-              <w:spacing w:after="20" w:before="0" w:line="247" w:lineRule="auto"/>
-            </w:pPr>
-            <w:r>
-              <w:rPr>
-                <w:sz w:val="19"/>
-              </w:rPr>
-              <w:t>SẴN SÀNG</w:t>
-            </w:r>
-          </w:p>
-        </w:tc>
-        <w:tc>
-          <w:tcPr>
-            <w:tcW w:type="dxa" w:w="3744"/>
-            <w:tcMar>
-              <w:top w:w="90" w:type="dxa"/>
-              <w:bottom w:w="90" w:type="dxa"/>
-              <w:left w:w="95" w:type="dxa"/>
-              <w:right w:w="95" w:type="dxa"/>
-            </w:tcMar>
-          </w:tcPr>
-          <w:p>
-            <w:pPr>
-              <w:keepNext/>
-              <w:spacing w:after="20" w:before="0" w:line="247" w:lineRule="auto"/>
-            </w:pPr>
-            <w:r>
-              <w:rPr>
-                <w:sz w:val="19"/>
-              </w:rPr>
-              <w:t>Có thể bắt đầu nhưng chưa chiếm điều khiển</w:t>
-            </w:r>
-          </w:p>
-        </w:tc>
-        <w:tc>
-          <w:tcPr>
-            <w:tcW w:type="dxa" w:w="3528"/>
-            <w:tcMar>
-              <w:top w:w="90" w:type="dxa"/>
-              <w:bottom w:w="90" w:type="dxa"/>
-              <w:left w:w="95" w:type="dxa"/>
-              <w:right w:w="95" w:type="dxa"/>
-            </w:tcMar>
-          </w:tcPr>
-          <w:p>
-            <w:pPr>
-              <w:keepNext/>
-              <w:spacing w:after="20" w:before="0" w:line="247" w:lineRule="auto"/>
-            </w:pPr>
-            <w:r>
-              <w:rPr>
-                <w:sz w:val="19"/>
-              </w:rPr>
-              <w:t>Chờ hết đọc và có điều kiện an toàn</w:t>
-            </w:r>
-          </w:p>
-        </w:tc>
-      </w:tr>
-      <w:tr>
-        <w:trPr>
-          <w:cantSplit/>
-        </w:trPr>
-        <w:tc>
-          <w:tcPr>
-            <w:tcW w:type="dxa" w:w="1944"/>
-            <w:tcMar>
-              <w:top w:w="90" w:type="dxa"/>
-              <w:bottom w:w="90" w:type="dxa"/>
-              <w:left w:w="95" w:type="dxa"/>
-              <w:right w:w="95" w:type="dxa"/>
-            </w:tcMar>
-          </w:tcPr>
-          <w:p>
-            <w:pPr>
-              <w:keepNext/>
-              <w:spacing w:after="20" w:before="0" w:line="247" w:lineRule="auto"/>
-            </w:pPr>
-            <w:r>
-              <w:rPr>
-                <w:sz w:val="19"/>
-              </w:rPr>
-              <w:t>BÁO HIỆU</w:t>
-            </w:r>
-          </w:p>
-        </w:tc>
-        <w:tc>
-          <w:tcPr>
-            <w:tcW w:type="dxa" w:w="3744"/>
-            <w:tcMar>
-              <w:top w:w="90" w:type="dxa"/>
-              <w:bottom w:w="90" w:type="dxa"/>
-              <w:left w:w="95" w:type="dxa"/>
-              <w:right w:w="95" w:type="dxa"/>
-            </w:tcMar>
-          </w:tcPr>
-          <w:p>
-            <w:pPr>
-              <w:keepNext/>
-              <w:spacing w:after="20" w:before="0" w:line="247" w:lineRule="auto"/>
-            </w:pPr>
-            <w:r>
-              <w:rPr>
-                <w:sz w:val="19"/>
-              </w:rPr>
-              <w:t>Âm hoặc ánh nhẹ đã bắt đầu</w:t>
-            </w:r>
-          </w:p>
-        </w:tc>
-        <w:tc>
-          <w:tcPr>
-            <w:tcW w:type="dxa" w:w="3528"/>
-            <w:tcMar>
-              <w:top w:w="90" w:type="dxa"/>
-              <w:bottom w:w="90" w:type="dxa"/>
-              <w:left w:w="95" w:type="dxa"/>
-              <w:right w:w="95" w:type="dxa"/>
-            </w:tcMar>
-          </w:tcPr>
-          <w:p>
-            <w:pPr>
-              <w:keepNext/>
-              <w:spacing w:after="20" w:before="0" w:line="247" w:lineRule="auto"/>
-            </w:pPr>
-            <w:r>
-              <w:rPr>
-                <w:sz w:val="19"/>
-              </w:rPr>
-              <w:t>Sang cao trào hoặc kết thúc nhánh nhẹ</w:t>
-            </w:r>
-          </w:p>
-        </w:tc>
-      </w:tr>
-      <w:tr>
-        <w:trPr>
-          <w:cantSplit/>
-        </w:trPr>
-        <w:tc>
-          <w:tcPr>
-            <w:tcW w:type="dxa" w:w="1944"/>
-            <w:tcMar>
-              <w:top w:w="90" w:type="dxa"/>
-              <w:bottom w:w="90" w:type="dxa"/>
-              <w:left w:w="95" w:type="dxa"/>
-              <w:right w:w="95" w:type="dxa"/>
-            </w:tcMar>
-          </w:tcPr>
-          <w:p>
-            <w:pPr>
-              <w:keepNext/>
-              <w:spacing w:after="20" w:before="0" w:line="247" w:lineRule="auto"/>
-            </w:pPr>
-            <w:r>
-              <w:rPr>
-                <w:sz w:val="19"/>
-              </w:rPr>
-              <w:t>CAO TRÀO</w:t>
-            </w:r>
-          </w:p>
-        </w:tc>
-        <w:tc>
-          <w:tcPr>
-            <w:tcW w:type="dxa" w:w="3744"/>
-            <w:tcMar>
-              <w:top w:w="90" w:type="dxa"/>
-              <w:bottom w:w="90" w:type="dxa"/>
-              <w:left w:w="95" w:type="dxa"/>
-              <w:right w:w="95" w:type="dxa"/>
-            </w:tcMar>
-          </w:tcPr>
-          <w:p>
-            <w:pPr>
-              <w:keepNext/>
-              <w:spacing w:after="20" w:before="0" w:line="247" w:lineRule="auto"/>
-            </w:pPr>
-            <w:r>
-              <w:rPr>
-                <w:sz w:val="19"/>
-              </w:rPr>
-              <w:t>Hình, tiếng và sáng phối hợp</w:t>
-            </w:r>
-          </w:p>
-        </w:tc>
-        <w:tc>
-          <w:tcPr>
-            <w:tcW w:type="dxa" w:w="3528"/>
-            <w:tcMar>
-              <w:top w:w="90" w:type="dxa"/>
-              <w:bottom w:w="90" w:type="dxa"/>
-              <w:left w:w="95" w:type="dxa"/>
-              <w:right w:w="95" w:type="dxa"/>
-            </w:tcMar>
-          </w:tcPr>
-          <w:p>
-            <w:pPr>
-              <w:keepNext/>
-              <w:spacing w:after="20" w:before="0" w:line="247" w:lineRule="auto"/>
-            </w:pPr>
-            <w:r>
-              <w:rPr>
-                <w:sz w:val="19"/>
-              </w:rPr>
-              <w:t>Sang HỒI PHỤC</w:t>
-            </w:r>
-          </w:p>
-        </w:tc>
-      </w:tr>
-      <w:tr>
-        <w:trPr>
-          <w:cantSplit/>
-        </w:trPr>
-        <w:tc>
-          <w:tcPr>
-            <w:tcW w:type="dxa" w:w="1944"/>
-            <w:tcMar>
-              <w:top w:w="90" w:type="dxa"/>
-              <w:bottom w:w="90" w:type="dxa"/>
-              <w:left w:w="95" w:type="dxa"/>
-              <w:right w:w="95" w:type="dxa"/>
-            </w:tcMar>
-          </w:tcPr>
-          <w:p>
-            <w:pPr>
-              <w:keepNext/>
-              <w:spacing w:after="20" w:before="0" w:line="247" w:lineRule="auto"/>
-            </w:pPr>
-            <w:r>
-              <w:rPr>
-                <w:sz w:val="19"/>
-              </w:rPr>
-              <w:t>HỒI PHỤC</w:t>
-            </w:r>
-          </w:p>
-        </w:tc>
-        <w:tc>
-          <w:tcPr>
-            <w:tcW w:type="dxa" w:w="3744"/>
-            <w:tcMar>
-              <w:top w:w="90" w:type="dxa"/>
-              <w:bottom w:w="90" w:type="dxa"/>
-              <w:left w:w="95" w:type="dxa"/>
-              <w:right w:w="95" w:type="dxa"/>
-            </w:tcMar>
-          </w:tcPr>
-          <w:p>
-            <w:pPr>
-              <w:keepNext/>
-              <w:spacing w:after="20" w:before="0" w:line="247" w:lineRule="auto"/>
-            </w:pPr>
-            <w:r>
-              <w:rPr>
-                <w:sz w:val="19"/>
-              </w:rPr>
-              <w:t>Trả điều khiển, ánh sáng ổn định</w:t>
-            </w:r>
-          </w:p>
-        </w:tc>
-        <w:tc>
-          <w:tcPr>
-            <w:tcW w:type="dxa" w:w="3528"/>
-            <w:tcMar>
-              <w:top w:w="90" w:type="dxa"/>
-              <w:bottom w:w="90" w:type="dxa"/>
-              <w:left w:w="95" w:type="dxa"/>
-              <w:right w:w="95" w:type="dxa"/>
-            </w:tcMar>
-          </w:tcPr>
-          <w:p>
-            <w:pPr>
-              <w:keepNext/>
-              <w:spacing w:after="20" w:before="0" w:line="247" w:lineRule="auto"/>
-            </w:pPr>
-            <w:r>
-              <w:rPr>
-                <w:sz w:val="19"/>
-              </w:rPr>
-              <w:t>Sang HOÀN TẤT</w:t>
-            </w:r>
-          </w:p>
-        </w:tc>
-      </w:tr>
-      <w:tr>
-        <w:trPr>
-          <w:cantSplit/>
-        </w:trPr>
-        <w:tc>
-          <w:tcPr>
-            <w:tcW w:type="dxa" w:w="1944"/>
-            <w:tcMar>
-              <w:top w:w="90" w:type="dxa"/>
-              <w:bottom w:w="90" w:type="dxa"/>
-              <w:left w:w="95" w:type="dxa"/>
-              <w:right w:w="95" w:type="dxa"/>
-            </w:tcMar>
-          </w:tcPr>
-          <w:p>
-            <w:pPr>
-              <w:spacing w:after="20" w:before="0" w:line="247" w:lineRule="auto"/>
-            </w:pPr>
-            <w:r>
-              <w:rPr>
-                <w:sz w:val="19"/>
-              </w:rPr>
-              <w:t>HOÀN TẤT</w:t>
-            </w:r>
-          </w:p>
-        </w:tc>
-        <w:tc>
-          <w:tcPr>
-            <w:tcW w:type="dxa" w:w="3744"/>
-            <w:tcMar>
-              <w:top w:w="90" w:type="dxa"/>
-              <w:bottom w:w="90" w:type="dxa"/>
-              <w:left w:w="95" w:type="dxa"/>
-              <w:right w:w="95" w:type="dxa"/>
-            </w:tcMar>
-          </w:tcPr>
-          <w:p>
-            <w:pPr>
-              <w:spacing w:after="20" w:before="0" w:line="247" w:lineRule="auto"/>
-            </w:pPr>
-            <w:r>
-              <w:rPr>
-                <w:sz w:val="19"/>
-              </w:rPr>
-              <w:t>Đã chạy hoặc đã bị bỏ theo luật</w:t>
-            </w:r>
-          </w:p>
-        </w:tc>
-        <w:tc>
-          <w:tcPr>
-            <w:tcW w:type="dxa" w:w="3528"/>
-            <w:tcMar>
-              <w:top w:w="90" w:type="dxa"/>
-              <w:bottom w:w="90" w:type="dxa"/>
-              <w:left w:w="95" w:type="dxa"/>
-              <w:right w:w="95" w:type="dxa"/>
-            </w:tcMar>
-          </w:tcPr>
-          <w:p>
-            <w:pPr>
-              <w:spacing w:after="20" w:before="0" w:line="247" w:lineRule="auto"/>
-            </w:pPr>
-            <w:r>
-              <w:rPr>
-                <w:sz w:val="19"/>
-              </w:rPr>
-              <w:t>Không tự chạy lại trong lượt</w:t>
-            </w:r>
-          </w:p>
-        </w:tc>
-      </w:tr>
-    </w:tbl>
-    <w:p>
-      <w:pPr>
-        <w:spacing w:after="40"/>
-      </w:pPr>
-    </w:p>
-    <w:p>
-      <w:r>
-        <w:t>Mỗi event có một mã, mốc tiến trình, vùng phát, nguồn âm, đối tượng trước sau và cờ lưu. Chỉ một event trình diễn được quyền điều khiển camera hoặc L01 L05 tại một thời điểm. Âm thời tiết nền vẫn tồn tại nhưng các cú sấm lớn được điều phối, không đè lên cao trào khác.</w:t>
-      </w:r>
-    </w:p>
-    <w:p>
-      <w:r>
-        <w:t>Nhặt item chỉ đặt event vào SẴN SÀNG. Hệ thống chờ người chơi đóng chế độ xem, rời điểm tương tác và ở vùng đủ khoảng trống rồi mới báo hiệu. Nếu người chơi mở balo trước báo hiệu, tiếp tục chờ. Nếu họ rời hẳn vùng, event tùy chọn có thể bỏ; không dựng một con vật trước mặt để đuổi theo cho bằng được.</w:t>
-      </w:r>
-    </w:p>
-    <w:p>
-      <w:pPr>
-        <w:pStyle w:val="Heading1"/>
-      </w:pPr>
-      <w:r>
-        <w:t>3 E01 Dấu hiệu đầu tiên</w:t>
-      </w:r>
-    </w:p>
-    <w:p>
-      <w:r>
-        <w:t>E01 mức thấp, sẵn sàng sau khi I00 đã vào balo và người chơi lần đầu đi ra R01. Một tiếng gỗ co ngắn từ phía phòng trực hoặc một tiếng gió ở ô kính G13 phát qua A03. Đèn không tắt, không ép quay đầu, không đổi đối tượng. Dấu hiệu này cho thấy không gian có nguồn âm nhưng vẫn cho người chơi tiếp tục tutorial.</w:t>
-      </w:r>
-    </w:p>
-    <w:p>
-      <w:r>
-        <w:t>Nếu người chơi quay lại R00, họ không thấy một clue mới được đặt lên bàn. Căn phòng giữ đúng cấu hình mở đầu. Event kết thúc ngay sau âm, lưu E01_DONE và không chạy mỗi lần qua cửa. Đây là nhịp nghỉ có chi tiết môi trường, không được trộn với sét gần hoặc tiếng gào.</w:t>
-      </w:r>
-    </w:p>
-    <w:p>
-      <w:pPr>
-        <w:pStyle w:val="Heading1"/>
-      </w:pPr>
-      <w:r>
-        <w:t>4 E02 Vật rơi khi đang ở gian khác</w:t>
-      </w:r>
-    </w:p>
-    <w:p>
-      <w:r>
-        <w:t>E02 mức thấp, sẵn sàng khi nhặt O01. Điều kiện phát: người chơi đã rời R03, G14 và kệ G37 ngoài tầm nhìn, không đang đọc và không có event khác. G14 đổi từ trạng thái trên kệ sang dưới kệ sát tường. A06 gồm một tiếng chạm kệ, tiếng rơi và một đoạn lăn ngắn phát đúng tại R03.</w:t>
-      </w:r>
-    </w:p>
-    <w:p>
-      <w:r>
-        <w:t>Người chơi có thể đi theo tiếng và thấy lon, hoặc bỏ qua để làm P04. Lon không chứa item, không mở đường mới và không được nhặt. Nó chỉ chứng minh tiếng có hậu quả vật lý. Sổ mục tiêu vẫn chỉ dẫn kho R04, nên không nghe âm cũng không bị lạc khỏi đường chính.</w:t>
-      </w:r>
-    </w:p>
-    <w:p>
-      <w:r>
-        <w:t>Không mô phỏng lăn lon từ gian này qua gian khác. Dùng hai vị trí biên soạn sẵn và có thể thêm một đoạn lăn rất ngắn chỉ khi không nhìn thấy. Nếu Camera đang chụp được kệ, chưa đổi trạng thái. Nếu người chơi không rời R03 trong một thời gian dài, event tiếp tục chờ; không tắt đèn để buộc họ bỏ nhìn.</w:t>
-      </w:r>
-    </w:p>
-    <w:p>
-      <w:pPr>
-        <w:pStyle w:val="Heading1"/>
-      </w:pPr>
-      <w:r>
-        <w:t>5 E03 Khung vừa rung</w:t>
-      </w:r>
-    </w:p>
-    <w:p>
-      <w:r>
-        <w:t>E03 mức thấp, sẵn sàng khi đã đọc I03 và trở lại R02. Khung W01 rung một lần rất nhẹ, cùng A07. Chỉ phát lúc đi lại, không trong chế độ xem tranh hoặc thao tác G20. Chuyển động không làm đổi bàn tay, vết sứt hoặc đáp án của tranh.</w:t>
-      </w:r>
-    </w:p>
-    <w:p>
-      <w:r>
-        <w:t>Khung dừng lại ở đúng vị trí ban đầu. Nếu người chơi quay về R02 bằng balo đang mở, chờ đóng balo rồi mới phát, hoặc bỏ nếu họ đã rời gian. Không có item rơi khỏi khung. Cảm giác bất an đến từ một vật quen thay đổi rất nhỏ sau khi hồ sơ chứng minh nó đã bị sửa.</w:t>
-      </w:r>
-    </w:p>
-    <w:p>
-      <w:r>
-        <w:t>Để tránh đoán nhầm khung có clue mặt sau, sổ không thêm một mục chưa giải khi E03 xảy ra. Người chơi vẫn có thể xem lại W01. Event chỉ rung một lần trong lượt, không rung ngẫu nhiên mỗi vài phút.</w:t>
-      </w:r>
-    </w:p>
-    <w:p>
-      <w:pPr>
-        <w:pStyle w:val="Heading1"/>
-      </w:pPr>
-      <w:r>
-        <w:t>6 E04 Chim trên tượng</w:t>
-      </w:r>
-    </w:p>
-    <w:p>
-      <w:r>
-        <w:t>E04 là cao trào mạnh vừa, sẵn sàng sau P04 và khi người chơi đi qua hốc B01 tại R02. B02 là chim thật về hình dáng, vào được công trình qua khe hở gần hốc. Không cần xác định nó có yếu tố siêu nhiên. Tượng B01 không là vật chứa đáp án và không đổi mã dưới hiện vật D.</w:t>
+        <w:t>1 Phạm vi và thứ tự</w:t>
       </w:r>
     </w:p>
     <w:tbl>
@@ -738,7 +81,7 @@
                 <w:b/>
                 <w:sz w:val="19"/>
               </w:rPr>
-              <w:t>Nhịp</w:t>
+              <w:t>Cụm lớn</w:t>
             </w:r>
           </w:p>
         </w:tc>
@@ -763,7 +106,7 @@
                 <w:b/>
                 <w:sz w:val="19"/>
               </w:rPr>
-              <w:t>Hình và ánh sáng</w:t>
+              <w:t>Tình huống</w:t>
             </w:r>
           </w:p>
         </w:tc>
@@ -788,7 +131,7 @@
                 <w:b/>
                 <w:sz w:val="19"/>
               </w:rPr>
-              <w:t>Âm</w:t>
+              <w:t>Hoạt động chính</w:t>
             </w:r>
           </w:p>
         </w:tc>
@@ -813,7 +156,7 @@
                 <w:b/>
                 <w:sz w:val="19"/>
               </w:rPr>
-              <w:t>Điều kiện</w:t>
+              <w:t>Quan hệ với truyện</w:t>
             </w:r>
           </w:p>
         </w:tc>
@@ -841,7 +184,7 @@
               <w:rPr>
                 <w:sz w:val="19"/>
               </w:rPr>
-              <w:t>Báo hiệu</w:t>
+              <w:t>E08</w:t>
             </w:r>
           </w:p>
         </w:tc>
@@ -864,7 +207,7 @@
               <w:rPr>
                 <w:sz w:val="19"/>
               </w:rPr>
-              <w:t>Người chơi đi gần hốc; L01 giảm nhẹ</w:t>
+              <w:t>Cửa gian phục chế tự niêm phong</w:t>
             </w:r>
           </w:p>
         </w:tc>
@@ -887,7 +230,7 @@
               <w:rPr>
                 <w:sz w:val="19"/>
               </w:rPr>
-              <w:t>A08 cào và cánh khẽ từ hốc</w:t>
+              <w:t>Đối chiếu nhiều nguồn và mở khóa</w:t>
             </w:r>
           </w:p>
         </w:tc>
@@ -910,7 +253,7 @@
               <w:rPr>
                 <w:sz w:val="19"/>
               </w:rPr>
-              <w:t>Ngoài chế độ đọc</w:t>
+              <w:t>Lấy I12 cho hồ sơ chính</w:t>
             </w:r>
           </w:p>
         </w:tc>
@@ -938,7 +281,7 @@
               <w:rPr>
                 <w:sz w:val="19"/>
               </w:rPr>
-              <w:t>Khuất</w:t>
+              <w:t>E04</w:t>
             </w:r>
           </w:p>
         </w:tc>
@@ -961,7 +304,7 @@
               <w:rPr>
                 <w:sz w:val="19"/>
               </w:rPr>
-              <w:t>Hốc ngoài tầm nhìn hoặc L05 tối hoàn toàn rất ngắn</w:t>
+              <w:t>Chim xuất hiện trên tượng</w:t>
             </w:r>
           </w:p>
         </w:tc>
@@ -984,7 +327,7 @@
               <w:rPr>
                 <w:sz w:val="19"/>
               </w:rPr>
-              <w:t>Nền giảm vừa đủ</w:t>
+              <w:t>Nhận ra thay đổi, phản ứng với sinh vật</w:t>
             </w:r>
           </w:p>
         </w:tc>
@@ -1007,7 +350,7 @@
               <w:rPr>
                 <w:sz w:val="19"/>
               </w:rPr>
-              <w:t>Không còn thấy B01 qua ánh L02</w:t>
+              <w:t>Bảo tàng có khe hở và sự sống</w:t>
             </w:r>
           </w:p>
         </w:tc>
@@ -1035,7 +378,7 @@
               <w:rPr>
                 <w:sz w:val="19"/>
               </w:rPr>
-              <w:t>Xuất hiện</w:t>
+              <w:t>E05 E06</w:t>
             </w:r>
           </w:p>
         </w:tc>
@@ -1058,7 +401,7 @@
               <w:rPr>
                 <w:sz w:val="19"/>
               </w:rPr>
-              <w:t>B02 đã đứng trên B01; L01 sáng lại</w:t>
+              <w:t>Lời nhắc đừng quay đầu</w:t>
             </w:r>
           </w:p>
         </w:tc>
@@ -1081,7 +424,7 @@
               <w:rPr>
                 <w:sz w:val="19"/>
               </w:rPr>
-              <w:t>Chưa phát sting</w:t>
+              <w:t>Chọn đi tiếp hoặc quay lại</w:t>
             </w:r>
           </w:p>
         </w:tc>
@@ -1104,7 +447,7 @@
               <w:rPr>
                 <w:sz w:val="19"/>
               </w:rPr>
-              <w:t>Có một nhịp để nhận ra chim</w:t>
+              <w:t>Một lần xuất hiện không xác định</w:t>
             </w:r>
           </w:p>
         </w:tc>
@@ -1132,7 +475,7 @@
               <w:rPr>
                 <w:sz w:val="19"/>
               </w:rPr>
-              <w:t>Giật</w:t>
+              <w:t>E09</w:t>
             </w:r>
           </w:p>
         </w:tc>
@@ -1155,7 +498,7 @@
               <w:rPr>
                 <w:sz w:val="19"/>
               </w:rPr>
-              <w:t>Chim giật hai cánh và nghiêng người</w:t>
+              <w:t>Tiếng gõ chạy qua đường ống</w:t>
             </w:r>
           </w:p>
         </w:tc>
@@ -1178,7 +521,7 @@
               <w:rPr>
                 <w:sz w:val="19"/>
               </w:rPr>
-              <w:t>A09 khớp chuyển động</w:t>
+              <w:t>Chủ động nghe và theo nguồn</w:t>
             </w:r>
           </w:p>
         </w:tc>
@@ -1201,7 +544,104 @@
               <w:rPr>
                 <w:sz w:val="19"/>
               </w:rPr>
-              <w:t>Không thêm chớp đèn liên tục</w:t>
+              <w:t>Gợi tuyến kỹ thuật nằm thấp</w:t>
+            </w:r>
+          </w:p>
+        </w:tc>
+      </w:tr>
+      <w:tr>
+        <w:trPr>
+          <w:cantSplit/>
+        </w:trPr>
+        <w:tc>
+          <w:tcPr>
+            <w:tcW w:type="dxa" w:w="2304"/>
+            <w:tcMar>
+              <w:top w:w="90" w:type="dxa"/>
+              <w:bottom w:w="90" w:type="dxa"/>
+              <w:left w:w="95" w:type="dxa"/>
+              <w:right w:w="95" w:type="dxa"/>
+            </w:tcMar>
+          </w:tcPr>
+          <w:p>
+            <w:pPr>
+              <w:keepNext/>
+              <w:spacing w:after="20" w:before="0" w:line="247" w:lineRule="auto"/>
+            </w:pPr>
+            <w:r>
+              <w:rPr>
+                <w:sz w:val="19"/>
+              </w:rPr>
+              <w:t>E10</w:t>
+            </w:r>
+          </w:p>
+        </w:tc>
+        <w:tc>
+          <w:tcPr>
+            <w:tcW w:type="dxa" w:w="2304"/>
+            <w:tcMar>
+              <w:top w:w="90" w:type="dxa"/>
+              <w:bottom w:w="90" w:type="dxa"/>
+              <w:left w:w="95" w:type="dxa"/>
+              <w:right w:w="95" w:type="dxa"/>
+            </w:tcMar>
+          </w:tcPr>
+          <w:p>
+            <w:pPr>
+              <w:keepNext/>
+              <w:spacing w:after="20" w:before="0" w:line="247" w:lineRule="auto"/>
+            </w:pPr>
+            <w:r>
+              <w:rPr>
+                <w:sz w:val="19"/>
+              </w:rPr>
+              <w:t>Camera giữ một bóng đã biến mất</w:t>
+            </w:r>
+          </w:p>
+        </w:tc>
+        <w:tc>
+          <w:tcPr>
+            <w:tcW w:type="dxa" w:w="2304"/>
+            <w:tcMar>
+              <w:top w:w="90" w:type="dxa"/>
+              <w:bottom w:w="90" w:type="dxa"/>
+              <w:left w:w="95" w:type="dxa"/>
+              <w:right w:w="95" w:type="dxa"/>
+            </w:tcMar>
+          </w:tcPr>
+          <w:p>
+            <w:pPr>
+              <w:keepNext/>
+              <w:spacing w:after="20" w:before="0" w:line="247" w:lineRule="auto"/>
+            </w:pPr>
+            <w:r>
+              <w:rPr>
+                <w:sz w:val="19"/>
+              </w:rPr>
+              <w:t>Chụp và đối chiếu với hiện trường</w:t>
+            </w:r>
+          </w:p>
+        </w:tc>
+        <w:tc>
+          <w:tcPr>
+            <w:tcW w:type="dxa" w:w="2304"/>
+            <w:tcMar>
+              <w:top w:w="90" w:type="dxa"/>
+              <w:bottom w:w="90" w:type="dxa"/>
+              <w:left w:w="95" w:type="dxa"/>
+              <w:right w:w="95" w:type="dxa"/>
+            </w:tcMar>
+          </w:tcPr>
+          <w:p>
+            <w:pPr>
+              <w:keepNext/>
+              <w:spacing w:after="20" w:before="0" w:line="247" w:lineRule="auto"/>
+            </w:pPr>
+            <w:r>
+              <w:rPr>
+                <w:sz w:val="19"/>
+              </w:rPr>
+              <w:t>Giữ dấu vết trải nghiệm cá nhân</w:t>
             </w:r>
           </w:p>
         </w:tc>
@@ -1228,7 +668,7 @@
               <w:rPr>
                 <w:sz w:val="19"/>
               </w:rPr>
-              <w:t>Hồi phục</w:t>
+              <w:t>E11</w:t>
             </w:r>
           </w:p>
         </w:tc>
@@ -1250,7 +690,7 @@
               <w:rPr>
                 <w:sz w:val="19"/>
               </w:rPr>
-              <w:t>Chim đứng hoặc rời một đoạn ngắn; hình rõ</w:t>
+              <w:t>Giọng nói tiếp tục sau khi máy dừng</w:t>
             </w:r>
           </w:p>
         </w:tc>
@@ -1272,7 +712,7 @@
               <w:rPr>
                 <w:sz w:val="19"/>
               </w:rPr>
-              <w:t>Nền trở lại</w:t>
+              <w:t>Nghe hoặc ngắt bản ghi, kiểm tra nguồn</w:t>
             </w:r>
           </w:p>
         </w:tc>
@@ -1294,7 +734,7 @@
               <w:rPr>
                 <w:sz w:val="19"/>
               </w:rPr>
-              <w:t>Trả mọi mức sáng chuẩn</w:t>
+              <w:t>Người trực muốn mang hồ sơ ra ngoài</w:t>
             </w:r>
           </w:p>
         </w:tc>
@@ -1307,17 +747,17 @@
     </w:p>
     <w:p>
       <w:r>
-        <w:t>Nhịp nhận ra nên kéo dài khoảng một đến hai giây trước cú cánh bật. Cú giật kéo ngắn hơn một giây. Tổng chuỗi không cần hơn khoảng sáu đến mười giây; đây là giá trị thử nghiệm, điều chỉnh theo tốc độ người chơi. Không dùng một khuôn mặt phủ kín màn hình không liên quan con chim.</w:t>
+        <w:t>E08 là gameplay bắt buộc khi lần đầu vào R03. Năm cụm còn lại tùy hành vi và điều kiện; bỏ qua vẫn kết thúc được. Sáu cụm không đồng nghĩa sáu jumpscare cực mạnh. Đặt trần ba cao trào mạnh cho E08 E04 E06; E09 E10 E11 ưu tiên bất an, điều tra và khoảng yên. E05 E06 là hai nhánh của cùng một cụm, không tính thành hai cụm lớn.</w:t>
       </w:r>
     </w:p>
     <w:p>
       <w:r>
-        <w:t>Nếu người chơi không nhìn hốc sau khi chim xuất hiện, chim có thể đứng yên và event kết thúc mức nhẹ; không kéo camera cưỡng ép về nó. Nếu họ chụp được chim, ảnh được lưu bình thường trong Camera. Camera không kích hoạt một jumpscare thứ hai. Nếu chưa có điều kiện khuất, chỉ chạy A08 hoặc bỏ event, tuyệt đối không bật prefab ngay trước mắt.</w:t>
+        <w:t>Thứ tự theo mốc: E10 có thể sẵn sàng sau P02 nếu đã có O04; E08 xảy ra lần đầu đi hẳn vào R03; E05 E06 sau P03; E04 sau P04; E09 E11 sau P05. Người chơi vẫn có thể thăm các gian từ sớm. Khi đã nhặt O05, hủy các scare còn chờ; đường về R00 ổn định. Chỉ âm môi trường thường và event chuyển môi trường E19 ở cuối vẫn tồn tại.</w:t>
       </w:r>
     </w:p>
     <w:p>
       <w:r>
-        <w:t>Bản tiết kiệm animation chỉ cần chim đứng, quay đầu một chút và hai cánh quay trên bản lề. Bản tốt hơn thêm một đoạn nhảy khỏi bệ và chuyển trạng thái khi chim khuất. Không cần đường bay xuyên phòng, AI tránh vật cản hay tương tác bắt chim.</w:t>
+        <w:t>Mỗi cao trào có khoảng hồi phục, không chạy một cú giật khác ngay khi người chơi vừa được mở cửa hoặc tỉnh lại. Tạm khóa cao trào mạnh tiếp theo khoảng sáu đến tám phút điều khiển thực, không tính menu. Đây là luật phân phối event, không là thời gian buộc chờ để làm câu đố. Event đến quá muộn được bỏ thay vì phát bù.</w:t>
       </w:r>
     </w:p>
     <w:p>
@@ -1325,27 +765,27 @@
         <w:pStyle w:val="Heading1"/>
       </w:pPr>
       <w:r>
-        <w:t>7 E05 Lời nhắc đừng quay đầu</w:t>
+        <w:t>2 Trạng thái và quyền điều khiển chung</w:t>
       </w:r>
     </w:p>
     <w:p>
       <w:r>
-        <w:t>E05 là tình huống lựa chọn trong nhánh phụ R01. Chỉ sẵn sàng khi đã xem W05, đạt P03 và còn ngân sách cao trào nếu người chơi chọn quay đầu. Người không đọc W05 hoặc không vào nhánh không bị phạt. Lời nhắn cho phép quay về khi chuông dừng, nên nó không tạo một quy tắc cấm quay đầu suốt game.</w:t>
+        <w:t>Trạng thái chung là CHỜ, SẴN SÀNG, BÁO HIỆU, DIỄN BIẾN, HỒI PHỤC, HOÀN TẤT. Lưu từng trạng thái, nhịp đã chạy, đạo cụ trước sau và biến thể của event. Chỉ một cụm được sở hữu camera, đèn pin hoặc chuỗi trình diễn tại một thời điểm. E08 giữ quyền cho phần trình diễn của phòng, nhưng không chặn thao tác đọc, xoay vật hoặc giải P03.</w:t>
       </w:r>
     </w:p>
     <w:p>
       <w:r>
-        <w:t>Khi đi vào đoạn thẳng cuối nhánh, phát ba nhịp A11 từ phía sau. Trong khoảng này, hệ thống theo hướng nhìn so với hướng đi vào đã ghi tại vùng thẳng. Nhìn lên, xuống hoặc lia nhẹ để đọc biển không tính là quay đầu. Chỉ khi góc nhìn đổi quá khoảng 100 độ về phía sau mới chuyển sang E06. Góc cuối được kiểm bằng chơi thử để không nhận nhầm thao tác bình thường.</w:t>
+        <w:t>Nhặt hay đọc giấy chỉ đặt điều kiện sẵn sàng. Cảnh chờ người chơi đóng chế độ xem, rời vùng tương tác và có khoảng an toàn mới phát. Không dùng một scare che chữ, sửa texture bằng chứng, lấy mất item hoặc báo đáp án đúng bằng một tiếng hù. Các nguồn cần suy luận luôn xem lại được. Dữ liệu gốc không thay đổi theo thời gian event.</w:t>
       </w:r>
     </w:p>
     <w:p>
       <w:r>
-        <w:t>Nếu đi thẳng tới biển cuối nhánh, chuông dừng ngay khi vào vùng biển. Lệnh cảnh báo kết thúc, người chơi có thể quay lại bình thường. Nếu chuông tự kết thúc trước khi tới biển, cũng được quay lại. Nếu người chơi lùi ra bằng cách đi lùi mà không quay đầu, event kết thúc khi ra khỏi vùng; không ép họ phải nhận scare.</w:t>
+        <w:t>Thay đối tượng khi ngoài tầm nhìn cần kiểm cả camera đi lại và job Camera đang chụp. Tắt đèn riêng không đủ nếu ánh trời vẫn cho thấy đối tượng. Nếu không có điều kiện che thật, hoãn hoặc bỏ phần thay đổi. Đạo cụ không cắt vào đường đi, không đẩy người chơi, không thay hình học phòng.</w:t>
       </w:r>
     </w:p>
     <w:p>
       <w:r>
-        <w:t>Ở ngõ cụt, không khóa cửa hoặc cấm điều khiển. Biển ghi “KHU VỰC NIÊM PHONG — QUAY LẠI”. Phụ đề có thể báo “Chuông đã dừng”. Vùng kết thúc phải được kiểm trước vùng quay đầu trong cùng một frame, để người tới biển rồi quay lại không bị xử nhầm là vi phạm.</w:t>
+        <w:t>R00 là vùng yên tĩnh. Bàn đọc R04 bảo vệ lúc xem hồ sơ; E11 chỉ là tương tác Play riêng tại đó. Nếu người chơi đi nhanh, event không chạy theo họ để giật. Khi giảm scare, giảm chớp hoặc bỏ cảnh, trạng thái tiến trình và kết thúc vẫn như nhau. E08 giữ câu đố ngay cả khi bỏ phần hù của nó.</w:t>
       </w:r>
     </w:p>
     <w:p>
@@ -1353,17 +793,7 @@
         <w:pStyle w:val="Heading1"/>
       </w:pPr>
       <w:r>
-        <w:t>8 E06 Quay lại không thấy gì</w:t>
-      </w:r>
-    </w:p>
-    <w:p>
-      <w:r>
-        <w:t>E06 bắt đầu khi chủ động quay đầu trong đoạn cảnh báo của E05. Người chơi nhìn lại và hành lang trống. Đèn vẫn đủ thấy chỗ vừa đi qua; không đặt NPC ngay tại frame quay đầu. Sau một nhịp ngắn, một tiếng kính nhẹ phía trên làm góc nhìn nâng về ô kính G13, rồi sét và sấm mở cao trào.</w:t>
-      </w:r>
-    </w:p>
-    <w:p>
-      <w:r>
-        <w:t>Phần nâng góc nhìn là chuyển động trình diễn ngắn khoảng nửa giây, không lật camera 180 độ hoặc đẩy người chơi vào tường. Có thiết lập giảm chuyển động camera; khi bật, chỉ dùng âm phía trên và ánh sét trong phần nhìn hiện tại. Hai biến thể dưới dùng chung báo hiệu, chỉ chọn một cho bản chơi.</w:t>
+        <w:t>3 E08 Cửa niêm phong của gian phục chế</w:t>
       </w:r>
     </w:p>
     <w:p>
@@ -1371,27 +801,22 @@
         <w:pStyle w:val="Heading2"/>
       </w:pPr>
       <w:r>
-        <w:t>E06A Bóng người và cú đánh ngất</w:t>
+        <w:t>Mục tiêu và điều kiện</w:t>
       </w:r>
     </w:p>
     <w:p>
       <w:r>
-        <w:t>Đây là biến thể sát ví dụ người chơi đề xuất. Sau khi nhìn lên và L04 sáng rồi hạ xuống, hình người B03 cầm gậy B04 xuất hiện ở khoảng gần trước hướng nhìn hạ xuống. B03 được giấu và chuyển trạng thái tại góc gấp khi ngoài tầm nhìn. Mặt nhân vật không cần nhìn rõ; dùng một pose có bóng và một chuyển động tay gậy ngắn, không dùng AI đi bộ hoặc rượt đuổi.</w:t>
+        <w:t>Người chơi tự vào R03 và bị khóa một lần. Mục tiêu cục bộ là khôi phục hồ sơ kiểm định để mở cửa; I12 là phần thưởng nối vào vụ tráo đồ. Không đặt thêm cửa sập ở gian khác. Cửa G60 mở khóa vĩnh viễn sau lời giải, kể cả quay lại nhiều lần.</w:t>
       </w:r>
     </w:p>
     <w:p>
       <w:r>
-        <w:t>Gậy vụt một nhịp cùng A12, màn hình tối L05 tại điểm va chạm, rồi âm lùi vào A13. Người chơi ngất, không chết. Cảnh tỉnh lại đặt người chơi tại một điểm trống ở đoạn hành lang chính gần đầu nhánh, hướng về biển gian. Chuyển chỗ được thực hiện trong blackout; không phải animation NPC kéo người xuyên cả hành lang.</w:t>
+        <w:t>Kích hoạt khi E08 chưa hoàn tất, người chơi đi hẳn qua ngưỡng vào phòng, ra khỏi vùng quét cánh và không đang trong một cutscene. Nếu đang đứng ở đường quét, hoãn; nếu quay ra trước khi đủ điều kiện, chưa phát tiếng sập. Không dựng một tường vô hình ngay khi đặt chân vào cửa. F02 ở gian khác không là điều kiện vào hoặc giải E08.</w:t>
       </w:r>
     </w:p>
     <w:p>
       <w:r>
-        <w:t>Giữ nguyên toàn bộ đồ, hồ sơ, đĩa và ngăn đã mở. Không đặt vật mới vào balo hoặc lấy mất dấu. Sau khoảng tối ngắn, sổ có thể mở ngay và mục tiêu chính vẫn như trước. Tổng chuỗi nên thử ở khoảng tám đến mười hai giây, với đoạn tỉnh lại gọn. Không bắt người chơi đi lại từ phòng R00 hoặc làm lại P03.</w:t>
-      </w:r>
-    </w:p>
-    <w:p>
-      <w:r>
-        <w:t>Hình người chỉ là một lần xuất hiện không xác định trong trải nghiệm của nhân vật; không xác nhận là người sống đang canh giữ chìa khóa. Người này không xuất hiện để đòi item, không đuổi theo và không cản đường kết thúc. Nếu muốn giải thích rõ danh tính về sau, cần một nhánh truyện bổ sung riêng; bản này giữ vai trò của cảnh ở mức hù dọa và choáng.</w:t>
+        <w:t>Tất cả chín nhóm nguồn luôn nằm trong R03: F07; D01 D02 D03 D04; I08; F08; I09; I10; W07; I11; W08. Không nguồn nào bị khóa bởi P03, không cần máy ảnh O04 và không cần đoán một nét cực nhỏ. Có thể làm câu đố ngăn bàn P03 trong lúc bị nhốt nếu đã có F02; hai cơ cấu độc lập.</w:t>
       </w:r>
     </w:p>
     <w:p>
@@ -1399,66 +824,12 @@
         <w:pStyle w:val="Heading2"/>
       </w:pPr>
       <w:r>
-        <w:t>E06B Biến thể ít animation</w:t>
+        <w:t>Các lớp suy luận</w:t>
       </w:r>
     </w:p>
     <w:p>
       <w:r>
-        <w:t>Nếu chưa làm được model và cú gậy thuyết phục, dùng bóng cầm gậy chỉ lóe ở mép nhìn sau sấm, một tiếng vụt từ phía khuất và blackout. Không cho thấy thân nhân vật hay điểm tiếp xúc. Tỉnh lại và giữ tiến trình giống biến thể A. Phải ghi chọn B trong danh sách sản xuất để không vô tình có cả bóng lẫn một NPC đánh lần nữa.</w:t>
-      </w:r>
-    </w:p>
-    <w:p>
-      <w:r>
-        <w:t>Biến thể B vẫn cần timing âm, sét và tối, nhưng giảm công dựng nhân vật. Nếu không muốn cảnh bị đánh ở bản đầu, có thể tắt E06 và chỉ giữ hành lang trống, sấm rồi hồi phục; việc này không thay flow hoặc yêu cầu vật phẩm. Cấu hình event được chọn trước lượt chơi, không ngẫu nhiên đổi giữa các lần tải.</w:t>
-      </w:r>
-    </w:p>
-    <w:p>
-      <w:pPr>
-        <w:pStyle w:val="Heading2"/>
-      </w:pPr>
-      <w:r>
-        <w:t>Xử lý bỏ cảnh và tải game</w:t>
-      </w:r>
-    </w:p>
-    <w:p>
-      <w:r>
-        <w:t>Khi vào E06, lưu một checkpoint nguyên tử gồm tiến trình, vị trí hồi phục và cờ E06 đang xử lý. Nếu tải trong blackout, đưa tới điểm hồi phục, đánh dấu event hoàn tất và trả ánh sáng chuẩn. Không lặp cú đánh mỗi lần tải. Khi chọn bỏ cảnh, chuyển thẳng sang hồi phục và vẫn giữ mọi đồ.</w:t>
-      </w:r>
-    </w:p>
-    <w:p>
-      <w:r>
-        <w:t>Không tính damage hoặc trừ máu cho cú đánh này. Nếu người chơi chưa đủ điều kiện vùng an toàn, bỏ nhánh cao trào và cho chuông dừng; không đánh ngất trên cầu thang, trong góc kẹt hoặc khi đang mở hồ sơ. Từ điểm tỉnh lại phải có đường về tất cả gian đang dùng. E06 chỉ chạy một lần trong lượt.</w:t>
-      </w:r>
-    </w:p>
-    <w:p>
-      <w:pPr>
-        <w:pStyle w:val="Heading1"/>
-      </w:pPr>
-      <w:r>
-        <w:t>9 E07 Scare sau khi nhặt ảnh</w:t>
-      </w:r>
-    </w:p>
-    <w:p>
-      <w:r>
-        <w:t>E07 là event nhặt đồ, dùng F05 tùy chọn tại bàn đọc R04. Nhặt F05 đặt event vào sẵn sàng; đóng ảnh và đọc I05 không bị ngắt. Khi người chơi rời bàn qua đoạn nối có ô kính R01, A16 là một tiếng gõ mạnh và kính rung, cùng một đợt ánh L04 ngắn từ bên ngoài.</w:t>
-      </w:r>
-    </w:p>
-    <w:p>
-      <w:r>
-        <w:t>Không xuất hiện một item mới cần nhặt và không đổi nội dung F05. Kính vẫn nguyên, không cần mô phỏng vỡ. Sau tiếng gõ, âm mưa trở lại để có khoảng nghỉ. Một silhouette mờ ngoài ô kính có thể là phiên bản nâng cao, dùng một mặt phẳng hoặc model tĩnh đặt ngoài kính khi khuất; bản đầu không cần nó.</w:t>
-      </w:r>
-    </w:p>
-    <w:p>
-      <w:r>
-        <w:t>Nếu vừa có E04 hoặc E06, E07 bị hoãn hoặc bỏ. Nếu người chơi lấy F05 rất muộn sau O05, chỉ phát tiếng giấy A14, không chạy scare trên đường về. Nếu họ quay lại bàn nhiều lần, không tái kích hoạt. Người bỏ F05 không bỏ lỡ lời giải, chìa khóa hoặc một đoạn truyện bắt buộc.</w:t>
-      </w:r>
-    </w:p>
-    <w:p>
-      <w:pPr>
-        <w:pStyle w:val="Heading1"/>
-      </w:pPr>
-      <w:r>
-        <w:t>10 Bảng điều phối và ngân sách</w:t>
+        <w:t>F07 ghi năm khai trương 2012, cho thấy cửa đã được lắp và chén gốc có vết sứt chân. I08 nói khóa giữ bảng quy đổi khi lắp đặt; người trực đã đặt tổ hợp theo hồ sơ cuối trước đêm niêm phong năm 2016. Tổ hợp cơ khí đã là 3581 từ đầu, không tự biết người chơi đọc tài liệu gì. F08 có sáu ảnh cùng đêm; I09 cho biết máy A nhanh 7 phút và máy B chậm 5 phút. I11 xác định báo động lúc 21:20 theo giờ chuẩn. W07 yêu cầu lấy lần kiểm định cuối của bản gốc trước báo động rồi xếp theo giờ thật.</w:t>
       </w:r>
     </w:p>
     <w:tbl>
@@ -1476,11 +847,10 @@
         </w:tblBorders>
       </w:tblPr>
       <w:tblGrid>
-        <w:gridCol w:w="792"/>
-        <w:gridCol w:w="2232"/>
-        <w:gridCol w:w="936"/>
-        <w:gridCol w:w="2088"/>
-        <w:gridCol w:w="3168"/>
+        <w:gridCol w:w="2304"/>
+        <w:gridCol w:w="2304"/>
+        <w:gridCol w:w="2304"/>
+        <w:gridCol w:w="2304"/>
       </w:tblGrid>
       <w:tr>
         <w:trPr>
@@ -1489,7 +859,7 @@
         </w:trPr>
         <w:tc>
           <w:tcPr>
-            <w:tcW w:type="dxa" w:w="792"/>
+            <w:tcW w:type="dxa" w:w="2304"/>
             <w:tcMar>
               <w:top w:w="90" w:type="dxa"/>
               <w:bottom w:w="90" w:type="dxa"/>
@@ -1508,13 +878,13 @@
                 <w:b/>
                 <w:sz w:val="19"/>
               </w:rPr>
-              <w:t>Event</w:t>
+              <w:t>Ảnh</w:t>
             </w:r>
           </w:p>
         </w:tc>
         <w:tc>
           <w:tcPr>
-            <w:tcW w:type="dxa" w:w="2232"/>
+            <w:tcW w:type="dxa" w:w="2304"/>
             <w:tcMar>
               <w:top w:w="90" w:type="dxa"/>
               <w:bottom w:w="90" w:type="dxa"/>
@@ -1533,13 +903,13 @@
                 <w:b/>
                 <w:sz w:val="19"/>
               </w:rPr>
-              <w:t>Trigger</w:t>
+              <w:t>Giờ in</w:t>
             </w:r>
           </w:p>
         </w:tc>
         <w:tc>
           <w:tcPr>
-            <w:tcW w:type="dxa" w:w="936"/>
+            <w:tcW w:type="dxa" w:w="2304"/>
             <w:tcMar>
               <w:top w:w="90" w:type="dxa"/>
               <w:bottom w:w="90" w:type="dxa"/>
@@ -1558,13 +928,13 @@
                 <w:b/>
                 <w:sz w:val="19"/>
               </w:rPr>
-              <w:t>Mức</w:t>
+              <w:t>Giờ thật</w:t>
             </w:r>
           </w:p>
         </w:tc>
         <w:tc>
           <w:tcPr>
-            <w:tcW w:type="dxa" w:w="2088"/>
+            <w:tcW w:type="dxa" w:w="2304"/>
             <w:tcMar>
               <w:top w:w="90" w:type="dxa"/>
               <w:bottom w:w="90" w:type="dxa"/>
@@ -1583,13 +953,1094 @@
                 <w:b/>
                 <w:sz w:val="19"/>
               </w:rPr>
-              <w:t>Chi phí chính</w:t>
+              <w:t>Xử lý</w:t>
+            </w:r>
+          </w:p>
+        </w:tc>
+      </w:tr>
+      <w:tr>
+        <w:trPr>
+          <w:cantSplit/>
+        </w:trPr>
+        <w:tc>
+          <w:tcPr>
+            <w:tcW w:type="dxa" w:w="2304"/>
+            <w:tcMar>
+              <w:top w:w="90" w:type="dxa"/>
+              <w:bottom w:w="90" w:type="dxa"/>
+              <w:left w:w="95" w:type="dxa"/>
+              <w:right w:w="95" w:type="dxa"/>
+            </w:tcMar>
+          </w:tcPr>
+          <w:p>
+            <w:pPr>
+              <w:keepNext/>
+              <w:spacing w:after="20" w:before="0" w:line="247" w:lineRule="auto"/>
+            </w:pPr>
+            <w:r>
+              <w:rPr>
+                <w:sz w:val="19"/>
+              </w:rPr>
+              <w:t>Chén có vết sứt, A</w:t>
             </w:r>
           </w:p>
         </w:tc>
         <w:tc>
           <w:tcPr>
-            <w:tcW w:type="dxa" w:w="3168"/>
+            <w:tcW w:type="dxa" w:w="2304"/>
+            <w:tcMar>
+              <w:top w:w="90" w:type="dxa"/>
+              <w:bottom w:w="90" w:type="dxa"/>
+              <w:left w:w="95" w:type="dxa"/>
+              <w:right w:w="95" w:type="dxa"/>
+            </w:tcMar>
+          </w:tcPr>
+          <w:p>
+            <w:pPr>
+              <w:keepNext/>
+              <w:spacing w:after="20" w:before="0" w:line="247" w:lineRule="auto"/>
+            </w:pPr>
+            <w:r>
+              <w:rPr>
+                <w:sz w:val="19"/>
+              </w:rPr>
+              <w:t>21:19</w:t>
+            </w:r>
+          </w:p>
+        </w:tc>
+        <w:tc>
+          <w:tcPr>
+            <w:tcW w:type="dxa" w:w="2304"/>
+            <w:tcMar>
+              <w:top w:w="90" w:type="dxa"/>
+              <w:bottom w:w="90" w:type="dxa"/>
+              <w:left w:w="95" w:type="dxa"/>
+              <w:right w:w="95" w:type="dxa"/>
+            </w:tcMar>
+          </w:tcPr>
+          <w:p>
+            <w:pPr>
+              <w:keepNext/>
+              <w:spacing w:after="20" w:before="0" w:line="247" w:lineRule="auto"/>
+            </w:pPr>
+            <w:r>
+              <w:rPr>
+                <w:sz w:val="19"/>
+              </w:rPr>
+              <w:t>21:12</w:t>
+            </w:r>
+          </w:p>
+        </w:tc>
+        <w:tc>
+          <w:tcPr>
+            <w:tcW w:type="dxa" w:w="2304"/>
+            <w:tcMar>
+              <w:top w:w="90" w:type="dxa"/>
+              <w:bottom w:w="90" w:type="dxa"/>
+              <w:left w:w="95" w:type="dxa"/>
+              <w:right w:w="95" w:type="dxa"/>
+            </w:tcMar>
+          </w:tcPr>
+          <w:p>
+            <w:pPr>
+              <w:keepNext/>
+              <w:spacing w:after="20" w:before="0" w:line="247" w:lineRule="auto"/>
+            </w:pPr>
+            <w:r>
+              <w:rPr>
+                <w:sz w:val="19"/>
+              </w:rPr>
+              <w:t>Giữ, đúng bản gốc</w:t>
+            </w:r>
+          </w:p>
+        </w:tc>
+      </w:tr>
+      <w:tr>
+        <w:trPr>
+          <w:cantSplit/>
+        </w:trPr>
+        <w:tc>
+          <w:tcPr>
+            <w:tcW w:type="dxa" w:w="2304"/>
+            <w:tcMar>
+              <w:top w:w="90" w:type="dxa"/>
+              <w:bottom w:w="90" w:type="dxa"/>
+              <w:left w:w="95" w:type="dxa"/>
+              <w:right w:w="95" w:type="dxa"/>
+            </w:tcMar>
+          </w:tcPr>
+          <w:p>
+            <w:pPr>
+              <w:keepNext/>
+              <w:spacing w:after="20" w:before="0" w:line="247" w:lineRule="auto"/>
+            </w:pPr>
+            <w:r>
+              <w:rPr>
+                <w:sz w:val="19"/>
+              </w:rPr>
+              <w:t>Lá, B</w:t>
+            </w:r>
+          </w:p>
+        </w:tc>
+        <w:tc>
+          <w:tcPr>
+            <w:tcW w:type="dxa" w:w="2304"/>
+            <w:tcMar>
+              <w:top w:w="90" w:type="dxa"/>
+              <w:bottom w:w="90" w:type="dxa"/>
+              <w:left w:w="95" w:type="dxa"/>
+              <w:right w:w="95" w:type="dxa"/>
+            </w:tcMar>
+          </w:tcPr>
+          <w:p>
+            <w:pPr>
+              <w:keepNext/>
+              <w:spacing w:after="20" w:before="0" w:line="247" w:lineRule="auto"/>
+            </w:pPr>
+            <w:r>
+              <w:rPr>
+                <w:sz w:val="19"/>
+              </w:rPr>
+              <w:t>21:09</w:t>
+            </w:r>
+          </w:p>
+        </w:tc>
+        <w:tc>
+          <w:tcPr>
+            <w:tcW w:type="dxa" w:w="2304"/>
+            <w:tcMar>
+              <w:top w:w="90" w:type="dxa"/>
+              <w:bottom w:w="90" w:type="dxa"/>
+              <w:left w:w="95" w:type="dxa"/>
+              <w:right w:w="95" w:type="dxa"/>
+            </w:tcMar>
+          </w:tcPr>
+          <w:p>
+            <w:pPr>
+              <w:keepNext/>
+              <w:spacing w:after="20" w:before="0" w:line="247" w:lineRule="auto"/>
+            </w:pPr>
+            <w:r>
+              <w:rPr>
+                <w:sz w:val="19"/>
+              </w:rPr>
+              <w:t>21:14</w:t>
+            </w:r>
+          </w:p>
+        </w:tc>
+        <w:tc>
+          <w:tcPr>
+            <w:tcW w:type="dxa" w:w="2304"/>
+            <w:tcMar>
+              <w:top w:w="90" w:type="dxa"/>
+              <w:bottom w:w="90" w:type="dxa"/>
+              <w:left w:w="95" w:type="dxa"/>
+              <w:right w:w="95" w:type="dxa"/>
+            </w:tcMar>
+          </w:tcPr>
+          <w:p>
+            <w:pPr>
+              <w:keepNext/>
+              <w:spacing w:after="20" w:before="0" w:line="247" w:lineRule="auto"/>
+            </w:pPr>
+            <w:r>
+              <w:rPr>
+                <w:sz w:val="19"/>
+              </w:rPr>
+              <w:t>Giữ</w:t>
+            </w:r>
+          </w:p>
+        </w:tc>
+      </w:tr>
+      <w:tr>
+        <w:trPr>
+          <w:cantSplit/>
+        </w:trPr>
+        <w:tc>
+          <w:tcPr>
+            <w:tcW w:type="dxa" w:w="2304"/>
+            <w:tcMar>
+              <w:top w:w="90" w:type="dxa"/>
+              <w:bottom w:w="90" w:type="dxa"/>
+              <w:left w:w="95" w:type="dxa"/>
+              <w:right w:w="95" w:type="dxa"/>
+            </w:tcMar>
+          </w:tcPr>
+          <w:p>
+            <w:pPr>
+              <w:keepNext/>
+              <w:spacing w:after="20" w:before="0" w:line="247" w:lineRule="auto"/>
+            </w:pPr>
+            <w:r>
+              <w:rPr>
+                <w:sz w:val="19"/>
+              </w:rPr>
+              <w:t>Mặt nạ, A</w:t>
+            </w:r>
+          </w:p>
+        </w:tc>
+        <w:tc>
+          <w:tcPr>
+            <w:tcW w:type="dxa" w:w="2304"/>
+            <w:tcMar>
+              <w:top w:w="90" w:type="dxa"/>
+              <w:bottom w:w="90" w:type="dxa"/>
+              <w:left w:w="95" w:type="dxa"/>
+              <w:right w:w="95" w:type="dxa"/>
+            </w:tcMar>
+          </w:tcPr>
+          <w:p>
+            <w:pPr>
+              <w:keepNext/>
+              <w:spacing w:after="20" w:before="0" w:line="247" w:lineRule="auto"/>
+            </w:pPr>
+            <w:r>
+              <w:rPr>
+                <w:sz w:val="19"/>
+              </w:rPr>
+              <w:t>21:23</w:t>
+            </w:r>
+          </w:p>
+        </w:tc>
+        <w:tc>
+          <w:tcPr>
+            <w:tcW w:type="dxa" w:w="2304"/>
+            <w:tcMar>
+              <w:top w:w="90" w:type="dxa"/>
+              <w:bottom w:w="90" w:type="dxa"/>
+              <w:left w:w="95" w:type="dxa"/>
+              <w:right w:w="95" w:type="dxa"/>
+            </w:tcMar>
+          </w:tcPr>
+          <w:p>
+            <w:pPr>
+              <w:keepNext/>
+              <w:spacing w:after="20" w:before="0" w:line="247" w:lineRule="auto"/>
+            </w:pPr>
+            <w:r>
+              <w:rPr>
+                <w:sz w:val="19"/>
+              </w:rPr>
+              <w:t>21:16</w:t>
+            </w:r>
+          </w:p>
+        </w:tc>
+        <w:tc>
+          <w:tcPr>
+            <w:tcW w:type="dxa" w:w="2304"/>
+            <w:tcMar>
+              <w:top w:w="90" w:type="dxa"/>
+              <w:bottom w:w="90" w:type="dxa"/>
+              <w:left w:w="95" w:type="dxa"/>
+              <w:right w:w="95" w:type="dxa"/>
+            </w:tcMar>
+          </w:tcPr>
+          <w:p>
+            <w:pPr>
+              <w:keepNext/>
+              <w:spacing w:after="20" w:before="0" w:line="247" w:lineRule="auto"/>
+            </w:pPr>
+            <w:r>
+              <w:rPr>
+                <w:sz w:val="19"/>
+              </w:rPr>
+              <w:t>Giữ</w:t>
+            </w:r>
+          </w:p>
+        </w:tc>
+      </w:tr>
+      <w:tr>
+        <w:trPr>
+          <w:cantSplit/>
+        </w:trPr>
+        <w:tc>
+          <w:tcPr>
+            <w:tcW w:type="dxa" w:w="2304"/>
+            <w:tcMar>
+              <w:top w:w="90" w:type="dxa"/>
+              <w:bottom w:w="90" w:type="dxa"/>
+              <w:left w:w="95" w:type="dxa"/>
+              <w:right w:w="95" w:type="dxa"/>
+            </w:tcMar>
+          </w:tcPr>
+          <w:p>
+            <w:pPr>
+              <w:keepNext/>
+              <w:spacing w:after="20" w:before="0" w:line="247" w:lineRule="auto"/>
+            </w:pPr>
+            <w:r>
+              <w:rPr>
+                <w:sz w:val="19"/>
+              </w:rPr>
+              <w:t>Chuông, B</w:t>
+            </w:r>
+          </w:p>
+        </w:tc>
+        <w:tc>
+          <w:tcPr>
+            <w:tcW w:type="dxa" w:w="2304"/>
+            <w:tcMar>
+              <w:top w:w="90" w:type="dxa"/>
+              <w:bottom w:w="90" w:type="dxa"/>
+              <w:left w:w="95" w:type="dxa"/>
+              <w:right w:w="95" w:type="dxa"/>
+            </w:tcMar>
+          </w:tcPr>
+          <w:p>
+            <w:pPr>
+              <w:keepNext/>
+              <w:spacing w:after="20" w:before="0" w:line="247" w:lineRule="auto"/>
+            </w:pPr>
+            <w:r>
+              <w:rPr>
+                <w:sz w:val="19"/>
+              </w:rPr>
+              <w:t>21:13</w:t>
+            </w:r>
+          </w:p>
+        </w:tc>
+        <w:tc>
+          <w:tcPr>
+            <w:tcW w:type="dxa" w:w="2304"/>
+            <w:tcMar>
+              <w:top w:w="90" w:type="dxa"/>
+              <w:bottom w:w="90" w:type="dxa"/>
+              <w:left w:w="95" w:type="dxa"/>
+              <w:right w:w="95" w:type="dxa"/>
+            </w:tcMar>
+          </w:tcPr>
+          <w:p>
+            <w:pPr>
+              <w:keepNext/>
+              <w:spacing w:after="20" w:before="0" w:line="247" w:lineRule="auto"/>
+            </w:pPr>
+            <w:r>
+              <w:rPr>
+                <w:sz w:val="19"/>
+              </w:rPr>
+              <w:t>21:18</w:t>
+            </w:r>
+          </w:p>
+        </w:tc>
+        <w:tc>
+          <w:tcPr>
+            <w:tcW w:type="dxa" w:w="2304"/>
+            <w:tcMar>
+              <w:top w:w="90" w:type="dxa"/>
+              <w:bottom w:w="90" w:type="dxa"/>
+              <w:left w:w="95" w:type="dxa"/>
+              <w:right w:w="95" w:type="dxa"/>
+            </w:tcMar>
+          </w:tcPr>
+          <w:p>
+            <w:pPr>
+              <w:keepNext/>
+              <w:spacing w:after="20" w:before="0" w:line="247" w:lineRule="auto"/>
+            </w:pPr>
+            <w:r>
+              <w:rPr>
+                <w:sz w:val="19"/>
+              </w:rPr>
+              <w:t>Giữ</w:t>
+            </w:r>
+          </w:p>
+        </w:tc>
+      </w:tr>
+      <w:tr>
+        <w:trPr>
+          <w:cantSplit/>
+        </w:trPr>
+        <w:tc>
+          <w:tcPr>
+            <w:tcW w:type="dxa" w:w="2304"/>
+            <w:tcMar>
+              <w:top w:w="90" w:type="dxa"/>
+              <w:bottom w:w="90" w:type="dxa"/>
+              <w:left w:w="95" w:type="dxa"/>
+              <w:right w:w="95" w:type="dxa"/>
+            </w:tcMar>
+          </w:tcPr>
+          <w:p>
+            <w:pPr>
+              <w:keepNext/>
+              <w:spacing w:after="20" w:before="0" w:line="247" w:lineRule="auto"/>
+            </w:pPr>
+            <w:r>
+              <w:rPr>
+                <w:sz w:val="19"/>
+              </w:rPr>
+              <w:t>Chén không sứt, A</w:t>
+            </w:r>
+          </w:p>
+        </w:tc>
+        <w:tc>
+          <w:tcPr>
+            <w:tcW w:type="dxa" w:w="2304"/>
+            <w:tcMar>
+              <w:top w:w="90" w:type="dxa"/>
+              <w:bottom w:w="90" w:type="dxa"/>
+              <w:left w:w="95" w:type="dxa"/>
+              <w:right w:w="95" w:type="dxa"/>
+            </w:tcMar>
+          </w:tcPr>
+          <w:p>
+            <w:pPr>
+              <w:keepNext/>
+              <w:spacing w:after="20" w:before="0" w:line="247" w:lineRule="auto"/>
+            </w:pPr>
+            <w:r>
+              <w:rPr>
+                <w:sz w:val="19"/>
+              </w:rPr>
+              <w:t>21:24</w:t>
+            </w:r>
+          </w:p>
+        </w:tc>
+        <w:tc>
+          <w:tcPr>
+            <w:tcW w:type="dxa" w:w="2304"/>
+            <w:tcMar>
+              <w:top w:w="90" w:type="dxa"/>
+              <w:bottom w:w="90" w:type="dxa"/>
+              <w:left w:w="95" w:type="dxa"/>
+              <w:right w:w="95" w:type="dxa"/>
+            </w:tcMar>
+          </w:tcPr>
+          <w:p>
+            <w:pPr>
+              <w:keepNext/>
+              <w:spacing w:after="20" w:before="0" w:line="247" w:lineRule="auto"/>
+            </w:pPr>
+            <w:r>
+              <w:rPr>
+                <w:sz w:val="19"/>
+              </w:rPr>
+              <w:t>21:17</w:t>
+            </w:r>
+          </w:p>
+        </w:tc>
+        <w:tc>
+          <w:tcPr>
+            <w:tcW w:type="dxa" w:w="2304"/>
+            <w:tcMar>
+              <w:top w:w="90" w:type="dxa"/>
+              <w:bottom w:w="90" w:type="dxa"/>
+              <w:left w:w="95" w:type="dxa"/>
+              <w:right w:w="95" w:type="dxa"/>
+            </w:tcMar>
+          </w:tcPr>
+          <w:p>
+            <w:pPr>
+              <w:keepNext/>
+              <w:spacing w:after="20" w:before="0" w:line="247" w:lineRule="auto"/>
+            </w:pPr>
+            <w:r>
+              <w:rPr>
+                <w:sz w:val="19"/>
+              </w:rPr>
+              <w:t>Loại, bản sao dù có thẻ B08</w:t>
+            </w:r>
+          </w:p>
+        </w:tc>
+      </w:tr>
+      <w:tr>
+        <w:trPr>
+          <w:cantSplit/>
+        </w:trPr>
+        <w:tc>
+          <w:tcPr>
+            <w:tcW w:type="dxa" w:w="2304"/>
+            <w:tcMar>
+              <w:top w:w="90" w:type="dxa"/>
+              <w:bottom w:w="90" w:type="dxa"/>
+              <w:left w:w="95" w:type="dxa"/>
+              <w:right w:w="95" w:type="dxa"/>
+            </w:tcMar>
+          </w:tcPr>
+          <w:p>
+            <w:pPr>
+              <w:spacing w:after="20" w:before="0" w:line="247" w:lineRule="auto"/>
+            </w:pPr>
+            <w:r>
+              <w:rPr>
+                <w:sz w:val="19"/>
+              </w:rPr>
+              <w:t>Mặt nạ, B</w:t>
+            </w:r>
+          </w:p>
+        </w:tc>
+        <w:tc>
+          <w:tcPr>
+            <w:tcW w:type="dxa" w:w="2304"/>
+            <w:tcMar>
+              <w:top w:w="90" w:type="dxa"/>
+              <w:bottom w:w="90" w:type="dxa"/>
+              <w:left w:w="95" w:type="dxa"/>
+              <w:right w:w="95" w:type="dxa"/>
+            </w:tcMar>
+          </w:tcPr>
+          <w:p>
+            <w:pPr>
+              <w:spacing w:after="20" w:before="0" w:line="247" w:lineRule="auto"/>
+            </w:pPr>
+            <w:r>
+              <w:rPr>
+                <w:sz w:val="19"/>
+              </w:rPr>
+              <w:t>21:17</w:t>
+            </w:r>
+          </w:p>
+        </w:tc>
+        <w:tc>
+          <w:tcPr>
+            <w:tcW w:type="dxa" w:w="2304"/>
+            <w:tcMar>
+              <w:top w:w="90" w:type="dxa"/>
+              <w:bottom w:w="90" w:type="dxa"/>
+              <w:left w:w="95" w:type="dxa"/>
+              <w:right w:w="95" w:type="dxa"/>
+            </w:tcMar>
+          </w:tcPr>
+          <w:p>
+            <w:pPr>
+              <w:spacing w:after="20" w:before="0" w:line="247" w:lineRule="auto"/>
+            </w:pPr>
+            <w:r>
+              <w:rPr>
+                <w:sz w:val="19"/>
+              </w:rPr>
+              <w:t>21:22</w:t>
+            </w:r>
+          </w:p>
+        </w:tc>
+        <w:tc>
+          <w:tcPr>
+            <w:tcW w:type="dxa" w:w="2304"/>
+            <w:tcMar>
+              <w:top w:w="90" w:type="dxa"/>
+              <w:bottom w:w="90" w:type="dxa"/>
+              <w:left w:w="95" w:type="dxa"/>
+              <w:right w:w="95" w:type="dxa"/>
+            </w:tcMar>
+          </w:tcPr>
+          <w:p>
+            <w:pPr>
+              <w:spacing w:after="20" w:before="0" w:line="247" w:lineRule="auto"/>
+            </w:pPr>
+            <w:r>
+              <w:rPr>
+                <w:sz w:val="19"/>
+              </w:rPr>
+              <w:t>Loại, sau báo động</w:t>
+            </w:r>
+          </w:p>
+        </w:tc>
+      </w:tr>
+    </w:tbl>
+    <w:p>
+      <w:pPr>
+        <w:spacing w:after="40"/>
+      </w:pPr>
+    </w:p>
+    <w:p>
+      <w:r>
+        <w:t>I10 gọi chén lúc 21:17 là bản gốc, tạo một mâu thuẫn có căn cứ thị giác để kiểm chứng. Mặt nạ là vật đối chứng B31, không bổ sung một vụ tráo thứ tư vào bộ ba chính. Dấu mặt dưới của chén, lá, mặt nạ, chuông là trăng, sóng, sao, cây. Chuẩn 2012 trên W08 đổi chúng thành 3, 5, 8, 1. Chuẩn 2016 cho số khác, nên phải có căn cứ chọn năm.</w:t>
+      </w:r>
+    </w:p>
+    <w:p>
+      <w:r>
+        <w:t>Đáp án 3581 mở khóa và nhả khay G62 chứa I12. Cửa kiểm bốn số và thao tác tay gạt, không kiểm hạn ngạch đã mở đủ chín thẻ. Người biết lời giải có thể mở nhanh. Không áp dụng phép chỉnh giờ, lọc ảnh giả và bảng đổi dấu này sang mọi câu đố khác của game.</w:t>
+      </w:r>
+    </w:p>
+    <w:p>
+      <w:pPr>
+        <w:pStyle w:val="Heading2"/>
+      </w:pPr>
+      <w:r>
+        <w:t>Nhịp trình diễn</w:t>
+      </w:r>
+    </w:p>
+    <w:p>
+      <w:r>
+        <w:t>1. Khi người chơi vào đủ sâu, G60 đóng trong khoảng 0,7 giây. A17 phát lúc cánh chạm khung, tiếng chốt tiếp theo sau khoảng 0,2 giây. L01 giảm nhẹ khoảng 0,25 giây rồi trở lại đủ sáng. Không ngất hoặc dịch chuyển người chơi.</w:t>
+      </w:r>
+    </w:p>
+    <w:p>
+      <w:r>
+        <w:t>2. Lần đầu thử tay nắm, tay nắm chuyển nhưng chốt không nhả. Sau khi buông khoảng hai giây, A18 gõ ba nhịp ở mặt ngoài cửa, cách nhau khoảng 0,45 giây. Thử thêm chỉ có tiếng cơ khí; không lặp tiếng gõ. Sổ đổi mục tiêu sang mở cửa từ bên trong, không đòi một chìa khóa mới.</w:t>
+      </w:r>
+    </w:p>
+    <w:p>
+      <w:r>
+        <w:t>3. Khi đã xem I09, đóng giấy và rời bàn, hộp sắt dẹt G69 trên kệ chỉ đổi sang trạng thái dưới kệ lúc khuất. A06 phát tại hộp. I11 ở ngăn mở gần đó từ đầu; tiếng rơi chỉ gợi chú ý. Nếu không nghe hoặc không đi theo, giấy vẫn tìm được. G14 của E02 là lon khác, không đặt lại G69 lên kệ để làm rơi lần nữa.</w:t>
+      </w:r>
+    </w:p>
+    <w:p>
+      <w:r>
+        <w:t>4. Khi đã xem F08 và mặt dưới bốn vật, D04 có thể quay nhẹ về hướng đi lại lúc ngoài tầm nhìn. Chỉ pose đổi, tem sao và B31 giữ nguyên. Nếu đang xem hoặc quay D04, bỏ nhịp tự quay. Một tiếng đế cọ nhỏ báo nguồn; không cần animate khuôn mặt hay đổi ảnh kiểm định.</w:t>
+      </w:r>
+    </w:p>
+    <w:p>
+      <w:r>
+        <w:t>5. Sau lần đối chiếu F07 F08 I09 trong giao diện, đóng giao diện mới xếp lịch nhịp căng. Event không kiểm người chơi đã đánh dấu giả thuyết đúng hay sai, để không trở thành tín hiệu đáp án. A19 có vài bước ngoài cửa trong khoảng hai đến ba giây rồi dừng; một bóng thấp lướt qua khe khoảng một giây. L01 có thể yếu ngắn nhưng không tối hoàn toàn. Không có NPC phải dựng đi bộ trong phòng.</w:t>
+      </w:r>
+    </w:p>
+    <w:p>
+      <w:r>
+        <w:t>6. Sau nhịp căng, trả nền và ánh sáng chuẩn, không thêm động tác hù trong ít nhất một đoạn điều khiển bình thường khoảng một phút. Người chơi vẫn giải cửa ngay được; luật nghỉ chỉ hạn chế scare. Nếu đã giải trong lúc event còn chờ, hủy những nhịp hù chưa phát.</w:t>
+      </w:r>
+    </w:p>
+    <w:p>
+      <w:r>
+        <w:t>7. Nhập sai tạo tiếng chốt khô A04 và giữ vòng số, đồ cùng góc vật. Không tự reset cả tổ hợp, không phá giấy hoặc phạt bằng scare. Gợi ý chủ động có ba lớp: xác định ảnh bản gốc, chú ý giờ của từng máy, rồi cách chọn chuẩn mã. Lời giải cuối chỉ hiện khi người chơi yêu cầu mức cao nhất.</w:t>
+      </w:r>
+    </w:p>
+    <w:p>
+      <w:r>
+        <w:t>8. Nhập đúng, chốt rút và khay G62 trượt ra khoảng 0,3 giây, cùng A04 thành công. Người chơi tự mở cánh và nhặt I12. Nếu rời phòng chưa nhặt, sổ chỉ phiếu còn trong khay; quay lại không bị khóa. Sau khi giải, trả mục tiêu chính và bỏ các nhịp hù của E08 còn treo.</w:t>
+      </w:r>
+    </w:p>
+    <w:p>
+      <w:pPr>
+        <w:pStyle w:val="Heading2"/>
+      </w:pPr>
+      <w:r>
+        <w:t>Lưu tải và trường hợp biên</w:t>
+      </w:r>
+    </w:p>
+    <w:p>
+      <w:r>
+        <w:t>Lưu E08_STARTED, DOOR_LOCKED, DOOR_SOLVED, bốn số đang chọn, khay mở, I12_OWNED, nhịp đã chạy, pose D04 và trạng thái G69. Tải khi cửa đã khóa đặt người chơi ở điểm an toàn trong phòng và giữ đủ nguồn; không phát lại tiếng sập. Tải khi đang đóng: nếu checkpoint đã ở trong, hoàn tất đóng im lặng; nếu chưa qua ngưỡng, trả cánh mở và chưa kích hoạt. Tải sau DOOR_SOLVED không khóa lại.</w:t>
+      </w:r>
+    </w:p>
+    <w:p>
+      <w:r>
+        <w:t>Nếu tắt phần kinh dị, vẫn đóng và khóa bằng chuyển động bình thường, hiển thị mục tiêu, giữ mọi manh mối rồi mở bằng 3581. Nếu mở balo trước một tiếng gõ hay bước đang chờ, hoãn đến khi đóng; nếu cửa đã giải trong menu, hủy nhịp. Không thể cần lấy F02 ngoài phòng để ra ngoài lấy chính F02.</w:t>
+      </w:r>
+    </w:p>
+    <w:p>
+      <w:pPr>
+        <w:pStyle w:val="Heading1"/>
+      </w:pPr>
+      <w:r>
+        <w:t>4 E04 Chim trên tượng</w:t>
+      </w:r>
+    </w:p>
+    <w:p>
+      <w:pPr>
+        <w:pStyle w:val="Heading2"/>
+      </w:pPr>
+      <w:r>
+        <w:t>Mục tiêu và trigger</w:t>
+      </w:r>
+    </w:p>
+    <w:p>
+      <w:r>
+        <w:t>Cụm này dùng sự xuất hiện của sinh vật và cảm giác một góc quen không còn như trước. Không có câu đố mở cửa, thu đủ giấy hoặc đổi mã. Sẵn sàng sau P04, E08 đã giải, người chơi đi ngang hốc B01 ở R02 và chưa có O05. B02 có nguồn hợp lý từ khe gió hoặc ô kính vỡ gần hốc.</w:t>
+      </w:r>
+    </w:p>
+    <w:p>
+      <w:pPr>
+        <w:pStyle w:val="Heading2"/>
+      </w:pPr>
+      <w:r>
+        <w:t>Diễn biến</w:t>
+      </w:r>
+    </w:p>
+    <w:p>
+      <w:r>
+        <w:t>1. Gần hốc, A08 là móng và cánh rất nhỏ từ đúng vị trí hốc. L01 chỉ yếu nhẹ; không tắt trong lúc xem W01 W02. Tượng B01 vẫn chưa có chim.</w:t>
+      </w:r>
+    </w:p>
+    <w:p>
+      <w:r>
+        <w:t>2. Chờ hốc ra khỏi tầm nhìn hoặc một khoảng tối thật đã che hoàn toàn. Khi cả camera và job chụp đều không thấy, bật trạng thái B02 đứng trên tượng. Nếu L02 vẫn cho thấy tượng, chưa được bật. Không đẩy camera quay đi để tạo điều kiện.</w:t>
+      </w:r>
+    </w:p>
+    <w:p>
+      <w:r>
+        <w:t>3. Khi nhìn lại, chim đứng im một đến hai giây để nhận ra. L01 đã đủ sáng. Không phát A09 ở đúng frame bật đèn. Nếu người chơi không nhìn hốc, chim có thể đứng và cụm kết thúc mức nhẹ.</w:t>
+      </w:r>
+    </w:p>
+    <w:p>
+      <w:r>
+        <w:t>4. Khi đã nhìn thấy chim trong chế độ đi lại, B02 giật hai cánh và nghiêng ngắn, khớp A09 trong dưới một giây. Không đặt khuôn mặt khác phủ màn hình. Tổng nhịp báo hiệu đến giật khoảng sáu đến mười giây khi người chơi phản ứng bình thường.</w:t>
+      </w:r>
+    </w:p>
+    <w:p>
+      <w:r>
+        <w:t>5. Chim đứng lại hoặc nhảy một đoạn ngắn khỏi bệ. Chỉ đổi sang trạng thái rời hốc khi khuất tiếp; không cần bay vòng, AI tránh tường hoặc mô phỏng bắt chim. Trả nền A01 và khóa cao trào tiếp theo, không che đường tiếp tục tới R03 R04.</w:t>
+      </w:r>
+    </w:p>
+    <w:p>
+      <w:pPr>
+        <w:pStyle w:val="Heading2"/>
+      </w:pPr>
+      <w:r>
+        <w:t>Phản ứng và lưu tải</w:t>
+      </w:r>
+    </w:p>
+    <w:p>
+      <w:r>
+        <w:t>Có thể chụp chim vào Camera; ảnh không kích hoạt thêm scare và không là nguồn bắt buộc. Nếu đang đọc hay chụp trong nhịp giật, hoãn chuyển động chứ không xóa ảnh. Nếu không tạo được vùng che để xuất hiện, chạy A08 mức nhẹ rồi kết thúc. Lưu BIRD_REVEALED, BIRD_STARTLED, BIRD_LEFT và E04_DONE. Tải giữa cú giật đưa chim về pose đứng hoặc đã rời theo checkpoint, không giật lại.</w:t>
+      </w:r>
+    </w:p>
+    <w:p>
+      <w:pPr>
+        <w:pStyle w:val="Heading1"/>
+      </w:pPr>
+      <w:r>
+        <w:t>5 E05 E06 Lời nhắc và việc quay đầu</w:t>
+      </w:r>
+    </w:p>
+    <w:p>
+      <w:pPr>
+        <w:pStyle w:val="Heading2"/>
+      </w:pPr>
+      <w:r>
+        <w:t>Mục tiêu và lựa chọn</w:t>
+      </w:r>
+    </w:p>
+    <w:p>
+      <w:r>
+        <w:t>Đây là một cụm lựa chọn. W05 ở đầu nhánh R01 viết “Nếu nghe tiếng chuông phía sau, đừng quay đầu lại. Đi tới tấm biển cuối nhánh. Khi chuông ngừng, quay về.” Không cấm quay đầu ở toàn bộ game. Sẵn sàng khi đã xem W05, qua P03, E08 đã giải và có khoảng cho cao trào; người không vào nhánh không bị phạt.</w:t>
+      </w:r>
+    </w:p>
+    <w:p>
+      <w:pPr>
+        <w:pStyle w:val="Heading2"/>
+      </w:pPr>
+      <w:r>
+        <w:t>Nhánh đi tiếp</w:t>
+      </w:r>
+    </w:p>
+    <w:p>
+      <w:r>
+        <w:t>1. Trong đoạn thẳng cuối nhánh, A11 phát ba nhịp phía sau. Hướng nhìn gốc được ghi tại đoạn thẳng; lia đọc biển, nhìn lên hoặc nhìn xuống không tính là quay đầu.</w:t>
+      </w:r>
+    </w:p>
+    <w:p>
+      <w:r>
+        <w:t>2. Tới vùng biển “KHU VỰC NIÊM PHONG — QUAY LẠI”, dừng chuông ngay và kết thúc cảnh báo. Nếu chuông tự kết thúc trước đó, cũng được quay lại. Kiểm vùng biển trước kiểm góc quay trong cùng frame để người tới ngõ cụt rồi quay về không bị xử nhầm.</w:t>
+      </w:r>
+    </w:p>
+    <w:p>
+      <w:r>
+        <w:t>3. Đi lùi ra mà không quay cũng được. Không đóng cửa, bẫy player ở góc hoặc bắt chờ một đoạn dài ở ngõ cụt. Trên đường về chỉ có nền bình thường, không chạy E06 muộn.</w:t>
+      </w:r>
+    </w:p>
+    <w:p>
+      <w:pPr>
+        <w:pStyle w:val="Heading2"/>
+      </w:pPr>
+      <w:r>
+        <w:t>Nhánh chủ động quay lại</w:t>
+      </w:r>
+    </w:p>
+    <w:p>
+      <w:r>
+        <w:t>1. Trong lúc chuông còn đang cảnh báo, góc nhìn quay quá khoảng 100 độ về phía sau chuyển sang E06. Ngưỡng cần chơi thử để không nhận nhầm. Hành lang trước mắt trống khoảng một nhịp ngắn; không hiện NPC ngay frame quay.</w:t>
+      </w:r>
+    </w:p>
+    <w:p>
+      <w:r>
+        <w:t>2. Một tiếng kính phía trên mời nhìn ô cao G13. Có thể nâng góc nhìn khoảng nửa giây trong biến thể thường; chế độ giảm chuyển động chỉ giữ âm và sét trong góc đang nhìn. Không dịch vị trí hoặc lật camera 180 độ.</w:t>
+      </w:r>
+    </w:p>
+    <w:p>
+      <w:r>
+        <w:t>3. L04 từ hướng ô kính rồi A10 sấm gần, với độ trễ nhỏ hợp nguồn sét gần. Thời tiết mưa giông đã có từ đầu. Ánh sáng trở về nền trước nhịp sau; không dùng nhiều chớp liên tục để che model.</w:t>
+      </w:r>
+    </w:p>
+    <w:p>
+      <w:r>
+        <w:t>4. Biến thể A dùng pose B03 cầm B04 và một chuyển động tay gậy ngắn. Pose được bật khi khuất trong lúc nhìn lên. Gậy vụt cùng A12, L05 tối tại thời điểm va chạm. Biến thể B chỉ có bóng gậy ở mép nhìn, tiếng vụt phía khuất rồi tối. Chọn một biến thể trước lượt chơi; không chạy cả hai.</w:t>
+      </w:r>
+    </w:p>
+    <w:p>
+      <w:r>
+        <w:t>5. Ngất ngắn rồi tỉnh ở khoảng trống hành lang gần đầu nhánh, hướng biển gian. A13 ù tai lùi nhanh và L01 về chuẩn. Giữ toàn bộ đồ, hồ sơ, ngăn, vòng và góc vật. Tổng trình diễn khoảng tám đến mười hai giây, không chết hoặc về R00 làm lại.</w:t>
+      </w:r>
+    </w:p>
+    <w:p>
+      <w:pPr>
+        <w:pStyle w:val="Heading2"/>
+      </w:pPr>
+      <w:r>
+        <w:t>Kết quả và trường hợp biên</w:t>
+      </w:r>
+    </w:p>
+    <w:p>
+      <w:r>
+        <w:t>Nhân vật chỉ là lần xuất hiện không xác định, không đòi item, không có AI rượt đuổi và không canh cửa cuối. Lưu checkpoint nguyên tử trước cao trào gồm vị trí hồi phục, tiến trình và E06 đang xử lý. Tải trong tối hoặc chọn bỏ cảnh chuyển sang hồi phục và đánh dấu hoàn tất. Quay thêm lần nữa không ngất lại.</w:t>
+      </w:r>
+    </w:p>
+    <w:p>
+      <w:r>
+        <w:t>Nếu ngân sách cao trào không còn, không bắt đầu A11 cảnh báo, để lời nhắn là thông tin tùy chọn. Nếu đã tới biển, chuông dừng, đang đọc, đứng ở vùng nguy hiểm hoặc có O05, không vào nhánh đánh ngất. Cụm này không cung cấp chìa khóa, giấy bắt buộc hay một kết thúc khác.</w:t>
+      </w:r>
+    </w:p>
+    <w:p>
+      <w:pPr>
+        <w:pStyle w:val="Heading1"/>
+      </w:pPr>
+      <w:r>
+        <w:t>6 E09 Truy nguồn tiếng gõ trong ống</w:t>
+      </w:r>
+    </w:p>
+    <w:p>
+      <w:pPr>
+        <w:pStyle w:val="Heading2"/>
+      </w:pPr>
+      <w:r>
+        <w:t>Mục tiêu và trigger</w:t>
+      </w:r>
+    </w:p>
+    <w:p>
+      <w:r>
+        <w:t>Cụm điều tra âm thanh gợi sự liên thông theo chiều dọc của công trình. Không nhốt phòng, không tổ hợp số và không đóng tuyến chính. Sẵn sàng sau P05, E08 đã xong và chưa có O05. Người chơi ở đoạn R01 gần R04, không đọc hoặc có cụm khác đang chạy.</w:t>
+      </w:r>
+    </w:p>
+    <w:p>
+      <w:pPr>
+        <w:pStyle w:val="Heading2"/>
+      </w:pPr>
+      <w:r>
+        <w:t>Diễn biến</w:t>
+      </w:r>
+    </w:p>
+    <w:p>
+      <w:r>
+        <w:t>1. A22 gõ hai nhịp thấp từ điểm âm ở tường R01. Giảm nền vừa đủ nghe, giữ L01 chuẩn. Phụ đề tùy chọn chỉ “Tiếng gõ trong tường hành lang”, không ghi lối thoát. Đi tiếp mục tiêu chính vẫn được.</w:t>
+      </w:r>
+    </w:p>
+    <w:p>
+      <w:r>
+        <w:t>2. Nếu tới vùng nguồn, âm dừng khoảng hai giây. Một nhịp tương tự vang từ đoạn nối bên R04, bị góc tường lọc bớt âm cao. Điểm trước không tiếp tục gọi cùng lúc. Nếu quay đi, âm còn ở nguồn thật chứ không nhảy về sau gáy.</w:t>
+      </w:r>
+    </w:p>
+    <w:p>
+      <w:r>
+        <w:t>3. Tới đoạn nối R04, một nhịp thứ ba vang từ R05 và thấp hơn. Không đổi phòng hay mở một cửa bí mật cho sự kiện. Các lối và biển gian giữ nguyên. Âm dẫn người chơi qua những đoạn có thể đi sẵn.</w:t>
+      </w:r>
+    </w:p>
+    <w:p>
+      <w:r>
+        <w:t>4. Tới G64 ở chân tường R05, A22 là một tiếng kim loại rất thấp qua ống, sau đó chỉ còn A03 thông gió. Cấu trúc khe và hướng ống đi xuống cho thấy âm truyền qua tuyến thấp, không có người đứng sau bảng để hù.</w:t>
+      </w:r>
+    </w:p>
+    <w:p>
+      <w:r>
+        <w:t>5. Có thể soi, chụp khe hoặc rời đi. Sổ ghi một quan sát bổ sung “Âm truyền qua đường ống hướng xuống”. Nguồn này không thay F04 I04; nhận ra gợi ý sớm vẫn chưa mở giường. Không thêm một câu đố buộc dùng tai nghe.</w:t>
+      </w:r>
+    </w:p>
+    <w:p>
+      <w:pPr>
+        <w:pStyle w:val="Heading2"/>
+      </w:pPr>
+      <w:r>
+        <w:t>Nhánh bỏ qua và trạng thái</w:t>
+      </w:r>
+    </w:p>
+    <w:p>
+      <w:r>
+        <w:t>Chỉ chuyển nguồn khi player đi đến vùng nguồn trước. Nếu bỏ điều tra và rời tuyến, cho lần gõ hiện tại kết thúc rồi hoàn tất mức nhẹ; không phát mãi để kéo người trở lại. Nếu bước thẳng vào R05, có thể nghe nhịp thấp cuối và bỏ các nhịp chưa chạy. Không có phần thưởng vật phẩm bị mất vì đi sai thứ tự.</w:t>
+      </w:r>
+    </w:p>
+    <w:p>
+      <w:r>
+        <w:t>Lưu SOUND_ROUTE_STEP, nguồn đang chạy, quan sát G64 và E09_DONE. Tải không đồng thời phát cả ba điểm. Khi O05 được nhặt, dừng phần đang chờ. Tổng nghe chủ động khoảng bốn mươi đến chín mươi giây tùy đường đi; thời gian không là điều kiện mở bảng kỹ thuật.</w:t>
+      </w:r>
+    </w:p>
+    <w:p>
+      <w:pPr>
+        <w:pStyle w:val="Heading1"/>
+      </w:pPr>
+      <w:r>
+        <w:t>7 E10 Camera và bóng trong hốc kính</w:t>
+      </w:r>
+    </w:p>
+    <w:p>
+      <w:pPr>
+        <w:pStyle w:val="Heading2"/>
+      </w:pPr>
+      <w:r>
+        <w:t>Mục tiêu và trigger</w:t>
+      </w:r>
+    </w:p>
+    <w:p>
+      <w:r>
+        <w:t>Cụm này để Camera lưu một dấu vết mà hiện trường sau đó không còn. Khác chim, nó tập trung vào xem lại ảnh và nghi ngờ trí nhớ, không có cú cánh giật hay câu đố. Sẵn sàng khi có O04, đã qua P02, chưa có O05 và tới đoạn R01 gần hốc kính G68. Nếu không nhặt Camera, bỏ cụm.</w:t>
+      </w:r>
+    </w:p>
+    <w:p>
+      <w:r>
+        <w:t>B05 là pose tĩnh trong hốc có kính, nằm trên đế thật. Hốc không mở được và không phải lối ra. Không dựng người đứng lơ lửng ngoài cửa sổ tầng hai, không cần đối thoại hoặc AI. Đây là silhouette không xác định, không buộc diễn giải thành một người sống.</w:t>
+      </w:r>
+    </w:p>
+    <w:p>
+      <w:pPr>
+        <w:pStyle w:val="Heading2"/>
+      </w:pPr>
+      <w:r>
+        <w:t>Diễn biến</w:t>
+      </w:r>
+    </w:p>
+    <w:p>
+      <w:r>
+        <w:t>1. Khi hốc ngoài tầm nhìn và không có job chụp, đặt B05 vào trạng thái hiện diện. Một tiếng cọ kính nhỏ biến thể A16 từ hốc mời nhìn. Không bật pose ngay tại chỗ người chơi đang ngắm và không ép họ dùng Camera.</w:t>
+      </w:r>
+    </w:p>
+    <w:p>
+      <w:r>
+        <w:t>2. Người chơi nhìn hốc có thể nhận ra dáng áo hoặc hình người mờ ở nền. Đèn và ánh hắt đủ thấy, không chớp liên tục. Nếu chụp khi pose thuộc khung camera, ảnh lưu đúng hình thế giới tại frame ấy. Chỉ kiểm vùng và trạng thái renderer, không nhận diện nội dung pixel.</w:t>
+      </w:r>
+    </w:p>
+    <w:p>
+      <w:r>
+        <w:t>3. Âm màn trập A14, một nhịp thở A13 nhỏ rồi trở về nền. Cho người chơi chủ động mở ảnh vừa chụp; không tự mở album để cướp quyền điều khiển. Pose vẫn ở đó nếu player còn nhìn hoặc một job chụp đang xử lý. Không chèn B05 vào file ảnh sau lần chụp.</w:t>
+      </w:r>
+    </w:p>
+    <w:p>
+      <w:r>
+        <w:t>4. Lần đầu hốc thật sự khuất sau khi đã nhìn hoặc chụp, đổi B05 sang trống. Khi quay lại, hốc chỉ còn nền và đế. Không dùng việc mở album hoặc yếu đèn như bằng chứng đủ để biến mất nếu camera thế giới vẫn nhìn hốc.</w:t>
+      </w:r>
+    </w:p>
+    <w:p>
+      <w:r>
+        <w:t>5. Nếu xem lại ảnh, B05 vẫn nằm trong ảnh đã lưu. Người chơi có thể so cạnh ảnh F05 hoặc chụp hốc trống lần nữa; game không báo “đúng”, không nhận diện khuôn mặt và không tạo một kết thúc khác. Nếu không chụp trước khi quay đi, cụm vẫn có thể kết thúc bằng quan sát; không tự sinh một ảnh cá nhân.</w:t>
+      </w:r>
+    </w:p>
+    <w:p>
+      <w:pPr>
+        <w:pStyle w:val="Heading2"/>
+      </w:pPr>
+      <w:r>
+        <w:t>Lưu và phản ứng bất thường</w:t>
+      </w:r>
+    </w:p>
+    <w:p>
+      <w:r>
+        <w:t>Lưu SHADOW_PRESENT, SHADOW_SEEN, SHADOW_GONE, mã ảnh cá nhân nếu có và E10_DONE. Xóa ảnh không làm B05 hiện lại hoặc mất tiến trình. Nếu giữ nhìn rất lâu, pose giữ yên; không dùng timer để xóa trước mắt. Nếu bỏ đi sau âm cọ mà chưa nhìn, chờ vùng che rồi trở về hốc trống và kết thúc mức thấp. Tải phải giữ pose của checkpoint và album, không tạo một ảnh trùng hoặc một bóng mới.</w:t>
+      </w:r>
+    </w:p>
+    <w:p>
+      <w:pPr>
+        <w:pStyle w:val="Heading1"/>
+      </w:pPr>
+      <w:r>
+        <w:t>8 E11 Giọng ở gian lưu trữ sau khi máy dừng</w:t>
+      </w:r>
+    </w:p>
+    <w:p>
+      <w:pPr>
+        <w:pStyle w:val="Heading2"/>
+      </w:pPr>
+      <w:r>
+        <w:t>Mục tiêu và điều kiện</w:t>
+      </w:r>
+    </w:p>
+    <w:p>
+      <w:r>
+        <w:t>Cụm này kể động cơ của người trực bằng tương tác âm, không đòi giải mã băng hoặc lấy chìa khóa từ máy. G63 có nút Play Stop và nhãn nguồn tự duy trì. Bản ghi bình thường nghe được từ lúc vào R04; phần giọng đổi nguồn chỉ sẵn sàng sau P05 và trước O05. Không dùng việc đọc giấy để làm một máy đang hoạt động đột nhiên có điện.</w:t>
+      </w:r>
+    </w:p>
+    <w:p>
+      <w:r>
+        <w:t>Nội dung bản ghi do Linh để lại: “Phiếu nhận lại đã bị sửa. Đừng chỉ tin nhãn trên thùng. Tôi để bản lưu trong khay kiểm định. Nếu ra được khỏi đây, mang giấy theo. Linh.” Cung cấp bản chép lời trong tương tác máy, không tạo một item mới cần nhặt. Toàn bộ thông tin quan trọng vẫn có trong giấy của đường chính.</w:t>
+      </w:r>
+    </w:p>
+    <w:p>
+      <w:pPr>
+        <w:pStyle w:val="Heading2"/>
+      </w:pPr>
+      <w:r>
+        <w:t>Diễn biến và hai cách kết thúc bản ghi</w:t>
+      </w:r>
+    </w:p>
+    <w:p>
+      <w:r>
+        <w:t>1. Nhấn Play, nút hạ xuống, cuộn quay và A20 tiếng máy trong khoảng nửa giây rồi giọng rõ. L01 giữ sáng. Người chơi được đi, soi và nhấn Stop; không khóa trong một video hoặc buộc đứng đúng một vị trí.</w:t>
+      </w:r>
+    </w:p>
+    <w:p>
+      <w:r>
+        <w:t>2. Bản ghi dài khoảng hai mươi đến ba mươi giây, điều chỉnh theo bản thu. Nhiễu thấp ở đầu và cuối, không che lời. Âm từ G63 truyền nhỏ hơn khi đi xa hoặc ra hành lang. Mỗi lần Play thường không tạo scare mới.</w:t>
+      </w:r>
+    </w:p>
+    <w:p>
+      <w:r>
+        <w:t>3. Nếu nghe hết và phần không gian đã đủ điều kiện, máy dừng, cuộn ngừng và có khoảng yên hai giây. A21 nói “Mang giấy theo.” từ phía ghế trống, cùng giọng nhưng rõ âm phòng hơn tiếng băng. Máy không chuyển sang trạng thái Play để phát câu ấy.</w:t>
+      </w:r>
+    </w:p>
+    <w:p>
+      <w:r>
+        <w:t>4. Nếu chủ động nhấn Stop sau khi đã nghe ít nhất câu đầu trong lượt đủ điều kiện, máy dừng ngay và dùng cùng khoảng yên rồi A21. Nếu Stop ngay trước câu đầu, chỉ dừng bình thường, không biến mọi nhấn nút thành hù. Hai nhánh dùng một cờ E11_SPATIAL_LINE, không phát cả hai trong một lượt.</w:t>
+      </w:r>
+    </w:p>
+    <w:p>
+      <w:r>
+        <w:t>5. Nhìn về ghế chỉ thấy ghế trống. Không cần một người ngồi rồi đứng dậy, không dịch ghế và không xuất hiện gậy. Nếu người chơi không quay, vẫn nghe nguồn trong phòng. Nếu đã rời xa, chỉ phát tại ghế với suy giảm thật hoặc bỏ nhịp, không gắn lời vào tai ở gian khác.</w:t>
+      </w:r>
+    </w:p>
+    <w:p>
+      <w:r>
+        <w:t>6. Trả nền trong nhà và để một khoảng đọc bình thường. Sổ bổ sung tên Linh và ý muốn mang hồ sơ đi nếu đã nghe, không mở một ô bắt buộc mới. Có thể nghe lại bản ghi bình thường sau đó; câu ngoài máy chỉ chạy một lần. Cụm không tiết lộ giường hay tầng hai trước F04 I04.</w:t>
+      </w:r>
+    </w:p>
+    <w:p>
+      <w:pPr>
+        <w:pStyle w:val="Heading2"/>
+      </w:pPr>
+      <w:r>
+        <w:t>Lưu tải và giới hạn</w:t>
+      </w:r>
+    </w:p>
+    <w:p>
+      <w:r>
+        <w:t>Lưu trạng thái Play, vị trí trong đoạn thu, nhánh đã chọn, E11_SPATIAL_LINE và E11_DONE. Tải giữa khoảng yên đưa máy về Stop và chỉ hoàn tất nhịp còn hợp lệ, không ghép hai câu đè nhau. Nếu tải sau câu ngoài máy, không nói lại. Bỏ cảnh hoặc giảm scare có thể giữ bản ghi và bỏ phần đổi nguồn; không mất một lời giải.</w:t>
+      </w:r>
+    </w:p>
+    <w:p>
+      <w:pPr>
+        <w:pStyle w:val="Heading1"/>
+      </w:pPr>
+      <w:r>
+        <w:t>9 Mười hai event nhỏ</w:t>
+      </w:r>
+    </w:p>
+    <w:p>
+      <w:r>
+        <w:t>Các event nhỏ có một nguyên nhân, một nguồn âm hoặc chuyển động và một trạng thái sau rõ. Không đếm từng nhịp của sáu cụm lớn thành event riêng. Mỗi event nhỏ chạy tối đa một lần theo mốc, tách nhau ít nhất một đoạn di chuyển hoặc đọc; không lấp mọi khoảng yên. Không nguồn nhỏ nào giữ giấy, dấu hoặc chìa khóa.</w:t>
+      </w:r>
+    </w:p>
+    <w:tbl>
+      <w:tblPr>
+        <w:tblW w:type="auto" w:w="0"/>
+        <w:tblLayout w:type="fixed"/>
+        <w:tblLook w:firstColumn="1" w:firstRow="1" w:lastColumn="0" w:lastRow="0" w:noHBand="0" w:noVBand="1" w:val="04A0"/>
+        <w:tblBorders>
+          <w:top w:val="single" w:sz="4" w:color="D9D9D9"/>
+          <w:left w:val="single" w:sz="4" w:color="D9D9D9"/>
+          <w:bottom w:val="single" w:sz="4" w:color="D9D9D9"/>
+          <w:right w:val="single" w:sz="4" w:color="D9D9D9"/>
+          <w:insideH w:val="single" w:sz="4" w:color="D9D9D9"/>
+          <w:insideV w:val="single" w:sz="4" w:color="D9D9D9"/>
+        </w:tblBorders>
+      </w:tblPr>
+      <w:tblGrid>
+        <w:gridCol w:w="1944"/>
+        <w:gridCol w:w="3744"/>
+        <w:gridCol w:w="3528"/>
+      </w:tblGrid>
+      <w:tr>
+        <w:trPr>
+          <w:cantSplit/>
+          <w:tblHeader/>
+        </w:trPr>
+        <w:tc>
+          <w:tcPr>
+            <w:tcW w:type="dxa" w:w="1944"/>
             <w:tcMar>
               <w:top w:w="90" w:type="dxa"/>
               <w:bottom w:w="90" w:type="dxa"/>
@@ -1608,7 +2059,57 @@
                 <w:b/>
                 <w:sz w:val="19"/>
               </w:rPr>
-              <w:t>Không phát khi</w:t>
+              <w:t>Mã</w:t>
+            </w:r>
+          </w:p>
+        </w:tc>
+        <w:tc>
+          <w:tcPr>
+            <w:tcW w:type="dxa" w:w="3744"/>
+            <w:tcMar>
+              <w:top w:w="90" w:type="dxa"/>
+              <w:bottom w:w="90" w:type="dxa"/>
+              <w:left w:w="95" w:type="dxa"/>
+              <w:right w:w="95" w:type="dxa"/>
+            </w:tcMar>
+            <w:shd w:fill="E9EFF4"/>
+          </w:tcPr>
+          <w:p>
+            <w:pPr>
+              <w:keepNext/>
+              <w:spacing w:after="20" w:before="0" w:line="247" w:lineRule="auto"/>
+            </w:pPr>
+            <w:r>
+              <w:rPr>
+                <w:b/>
+                <w:sz w:val="19"/>
+              </w:rPr>
+              <w:t>Trigger và hành vi</w:t>
+            </w:r>
+          </w:p>
+        </w:tc>
+        <w:tc>
+          <w:tcPr>
+            <w:tcW w:type="dxa" w:w="3528"/>
+            <w:tcMar>
+              <w:top w:w="90" w:type="dxa"/>
+              <w:bottom w:w="90" w:type="dxa"/>
+              <w:left w:w="95" w:type="dxa"/>
+              <w:right w:w="95" w:type="dxa"/>
+            </w:tcMar>
+            <w:shd w:fill="E9EFF4"/>
+          </w:tcPr>
+          <w:p>
+            <w:pPr>
+              <w:keepNext/>
+              <w:spacing w:after="20" w:before="0" w:line="247" w:lineRule="auto"/>
+            </w:pPr>
+            <w:r>
+              <w:rPr>
+                <w:b/>
+                <w:sz w:val="19"/>
+              </w:rPr>
+              <w:t>Nguồn và kết quả</w:t>
             </w:r>
           </w:p>
         </w:tc>
@@ -1619,7 +2120,7 @@
         </w:trPr>
         <w:tc>
           <w:tcPr>
-            <w:tcW w:type="dxa" w:w="792"/>
+            <w:tcW w:type="dxa" w:w="1944"/>
             <w:tcMar>
               <w:top w:w="90" w:type="dxa"/>
               <w:bottom w:w="90" w:type="dxa"/>
@@ -1641,7 +2142,7 @@
         </w:tc>
         <w:tc>
           <w:tcPr>
-            <w:tcW w:type="dxa" w:w="2232"/>
+            <w:tcW w:type="dxa" w:w="3744"/>
             <w:tcMar>
               <w:top w:w="90" w:type="dxa"/>
               <w:bottom w:w="90" w:type="dxa"/>
@@ -1657,13 +2158,13 @@
               <w:rPr>
                 <w:sz w:val="19"/>
               </w:rPr>
-              <w:t>Rời R00 lần đầu</w:t>
+              <w:t>Đọc I00 xong và ra R01 lần đầu; gió cọ khe trong dưới hai giây</w:t>
             </w:r>
           </w:p>
         </w:tc>
         <w:tc>
           <w:tcPr>
-            <w:tcW w:type="dxa" w:w="936"/>
+            <w:tcW w:type="dxa" w:w="3528"/>
             <w:tcMar>
               <w:top w:w="90" w:type="dxa"/>
               <w:bottom w:w="90" w:type="dxa"/>
@@ -1679,51 +2180,7 @@
               <w:rPr>
                 <w:sz w:val="19"/>
               </w:rPr>
-              <w:t>Thấp</w:t>
-            </w:r>
-          </w:p>
-        </w:tc>
-        <w:tc>
-          <w:tcPr>
-            <w:tcW w:type="dxa" w:w="2088"/>
-            <w:tcMar>
-              <w:top w:w="90" w:type="dxa"/>
-              <w:bottom w:w="90" w:type="dxa"/>
-              <w:left w:w="95" w:type="dxa"/>
-              <w:right w:w="95" w:type="dxa"/>
-            </w:tcMar>
-          </w:tcPr>
-          <w:p>
-            <w:pPr>
-              <w:spacing w:after="20" w:before="0" w:line="247" w:lineRule="auto"/>
-            </w:pPr>
-            <w:r>
-              <w:rPr>
-                <w:sz w:val="19"/>
-              </w:rPr>
-              <w:t>Một nguồn âm</w:t>
-            </w:r>
-          </w:p>
-        </w:tc>
-        <w:tc>
-          <w:tcPr>
-            <w:tcW w:type="dxa" w:w="3168"/>
-            <w:tcMar>
-              <w:top w:w="90" w:type="dxa"/>
-              <w:bottom w:w="90" w:type="dxa"/>
-              <w:left w:w="95" w:type="dxa"/>
-              <w:right w:w="95" w:type="dxa"/>
-            </w:tcMar>
-          </w:tcPr>
-          <w:p>
-            <w:pPr>
-              <w:spacing w:after="20" w:before="0" w:line="247" w:lineRule="auto"/>
-            </w:pPr>
-            <w:r>
-              <w:rPr>
-                <w:sz w:val="19"/>
-              </w:rPr>
-              <w:t>Đọc I00</w:t>
+              <w:t>A03 tại G13; không thêm clue ở R00</w:t>
             </w:r>
           </w:p>
         </w:tc>
@@ -1734,7 +2191,7 @@
         </w:trPr>
         <w:tc>
           <w:tcPr>
-            <w:tcW w:type="dxa" w:w="792"/>
+            <w:tcW w:type="dxa" w:w="1944"/>
             <w:tcMar>
               <w:top w:w="90" w:type="dxa"/>
               <w:bottom w:w="90" w:type="dxa"/>
@@ -1756,7 +2213,7 @@
         </w:tc>
         <w:tc>
           <w:tcPr>
-            <w:tcW w:type="dxa" w:w="2232"/>
+            <w:tcW w:type="dxa" w:w="3744"/>
             <w:tcMar>
               <w:top w:w="90" w:type="dxa"/>
               <w:bottom w:w="90" w:type="dxa"/>
@@ -1772,13 +2229,13 @@
               <w:rPr>
                 <w:sz w:val="19"/>
               </w:rPr>
-              <w:t>O01 đã nhặt, rời R03</w:t>
+              <w:t>Có O01, rời R03 và kệ khuất; lon G14 rơi một lần</w:t>
             </w:r>
           </w:p>
         </w:tc>
         <w:tc>
           <w:tcPr>
-            <w:tcW w:type="dxa" w:w="936"/>
+            <w:tcW w:type="dxa" w:w="3528"/>
             <w:tcMar>
               <w:top w:w="90" w:type="dxa"/>
               <w:bottom w:w="90" w:type="dxa"/>
@@ -1794,51 +2251,7 @@
               <w:rPr>
                 <w:sz w:val="19"/>
               </w:rPr>
-              <w:t>Thấp</w:t>
-            </w:r>
-          </w:p>
-        </w:tc>
-        <w:tc>
-          <w:tcPr>
-            <w:tcW w:type="dxa" w:w="2088"/>
-            <w:tcMar>
-              <w:top w:w="90" w:type="dxa"/>
-              <w:bottom w:w="90" w:type="dxa"/>
-              <w:left w:w="95" w:type="dxa"/>
-              <w:right w:w="95" w:type="dxa"/>
-            </w:tcMar>
-          </w:tcPr>
-          <w:p>
-            <w:pPr>
-              <w:spacing w:after="20" w:before="0" w:line="247" w:lineRule="auto"/>
-            </w:pPr>
-            <w:r>
-              <w:rPr>
-                <w:sz w:val="19"/>
-              </w:rPr>
-              <w:t>Hai trạng thái lon, âm 3D</w:t>
-            </w:r>
-          </w:p>
-        </w:tc>
-        <w:tc>
-          <w:tcPr>
-            <w:tcW w:type="dxa" w:w="3168"/>
-            <w:tcMar>
-              <w:top w:w="90" w:type="dxa"/>
-              <w:bottom w:w="90" w:type="dxa"/>
-              <w:left w:w="95" w:type="dxa"/>
-              <w:right w:w="95" w:type="dxa"/>
-            </w:tcMar>
-          </w:tcPr>
-          <w:p>
-            <w:pPr>
-              <w:spacing w:after="20" w:before="0" w:line="247" w:lineRule="auto"/>
-            </w:pPr>
-            <w:r>
-              <w:rPr>
-                <w:sz w:val="19"/>
-              </w:rPr>
-              <w:t>Kệ còn trong tầm nhìn</w:t>
+              <w:t>A06 R03; lon nằm dưới đúng kệ, không nhặt</w:t>
             </w:r>
           </w:p>
         </w:tc>
@@ -1849,7 +2262,7 @@
         </w:trPr>
         <w:tc>
           <w:tcPr>
-            <w:tcW w:type="dxa" w:w="792"/>
+            <w:tcW w:type="dxa" w:w="1944"/>
             <w:tcMar>
               <w:top w:w="90" w:type="dxa"/>
               <w:bottom w:w="90" w:type="dxa"/>
@@ -1871,7 +2284,7 @@
         </w:tc>
         <w:tc>
           <w:tcPr>
-            <w:tcW w:type="dxa" w:w="2232"/>
+            <w:tcW w:type="dxa" w:w="3744"/>
             <w:tcMar>
               <w:top w:w="90" w:type="dxa"/>
               <w:bottom w:w="90" w:type="dxa"/>
@@ -1887,13 +2300,13 @@
               <w:rPr>
                 <w:sz w:val="19"/>
               </w:rPr>
-              <w:t>I03 đã đọc, trở lại R02</w:t>
+              <w:t>Sau I03 trở lại R02 khi đi lại; W01 rung vài độ rồi trả</w:t>
             </w:r>
           </w:p>
         </w:tc>
         <w:tc>
           <w:tcPr>
-            <w:tcW w:type="dxa" w:w="936"/>
+            <w:tcW w:type="dxa" w:w="3528"/>
             <w:tcMar>
               <w:top w:w="90" w:type="dxa"/>
               <w:bottom w:w="90" w:type="dxa"/>
@@ -1909,51 +2322,7 @@
               <w:rPr>
                 <w:sz w:val="19"/>
               </w:rPr>
-              <w:t>Thấp</w:t>
-            </w:r>
-          </w:p>
-        </w:tc>
-        <w:tc>
-          <w:tcPr>
-            <w:tcW w:type="dxa" w:w="2088"/>
-            <w:tcMar>
-              <w:top w:w="90" w:type="dxa"/>
-              <w:bottom w:w="90" w:type="dxa"/>
-              <w:left w:w="95" w:type="dxa"/>
-              <w:right w:w="95" w:type="dxa"/>
-            </w:tcMar>
-          </w:tcPr>
-          <w:p>
-            <w:pPr>
-              <w:spacing w:after="20" w:before="0" w:line="247" w:lineRule="auto"/>
-            </w:pPr>
-            <w:r>
-              <w:rPr>
-                <w:sz w:val="19"/>
-              </w:rPr>
-              <w:t>Khung quay nhẹ</w:t>
-            </w:r>
-          </w:p>
-        </w:tc>
-        <w:tc>
-          <w:tcPr>
-            <w:tcW w:type="dxa" w:w="3168"/>
-            <w:tcMar>
-              <w:top w:w="90" w:type="dxa"/>
-              <w:bottom w:w="90" w:type="dxa"/>
-              <w:left w:w="95" w:type="dxa"/>
-              <w:right w:w="95" w:type="dxa"/>
-            </w:tcMar>
-          </w:tcPr>
-          <w:p>
-            <w:pPr>
-              <w:spacing w:after="20" w:before="0" w:line="247" w:lineRule="auto"/>
-            </w:pPr>
-            <w:r>
-              <w:rPr>
-                <w:sz w:val="19"/>
-              </w:rPr>
-              <w:t>Xem tranh hoặc giải đĩa</w:t>
+              <w:t>A07 khung; tay trong tranh và vết sứt giữ nguyên</w:t>
             </w:r>
           </w:p>
         </w:tc>
@@ -1964,352 +2333,7 @@
         </w:trPr>
         <w:tc>
           <w:tcPr>
-            <w:tcW w:type="dxa" w:w="792"/>
-            <w:tcMar>
-              <w:top w:w="90" w:type="dxa"/>
-              <w:bottom w:w="90" w:type="dxa"/>
-              <w:left w:w="95" w:type="dxa"/>
-              <w:right w:w="95" w:type="dxa"/>
-            </w:tcMar>
-          </w:tcPr>
-          <w:p>
-            <w:pPr>
-              <w:spacing w:after="20" w:before="0" w:line="247" w:lineRule="auto"/>
-            </w:pPr>
-            <w:r>
-              <w:rPr>
-                <w:sz w:val="19"/>
-              </w:rPr>
-              <w:t>E04</w:t>
-            </w:r>
-          </w:p>
-        </w:tc>
-        <w:tc>
-          <w:tcPr>
-            <w:tcW w:type="dxa" w:w="2232"/>
-            <w:tcMar>
-              <w:top w:w="90" w:type="dxa"/>
-              <w:bottom w:w="90" w:type="dxa"/>
-              <w:left w:w="95" w:type="dxa"/>
-              <w:right w:w="95" w:type="dxa"/>
-            </w:tcMar>
-          </w:tcPr>
-          <w:p>
-            <w:pPr>
-              <w:spacing w:after="20" w:before="0" w:line="247" w:lineRule="auto"/>
-            </w:pPr>
-            <w:r>
-              <w:rPr>
-                <w:sz w:val="19"/>
-              </w:rPr>
-              <w:t>Sau P04, đi gần hốc</w:t>
-            </w:r>
-          </w:p>
-        </w:tc>
-        <w:tc>
-          <w:tcPr>
-            <w:tcW w:type="dxa" w:w="936"/>
-            <w:tcMar>
-              <w:top w:w="90" w:type="dxa"/>
-              <w:bottom w:w="90" w:type="dxa"/>
-              <w:left w:w="95" w:type="dxa"/>
-              <w:right w:w="95" w:type="dxa"/>
-            </w:tcMar>
-          </w:tcPr>
-          <w:p>
-            <w:pPr>
-              <w:spacing w:after="20" w:before="0" w:line="247" w:lineRule="auto"/>
-            </w:pPr>
-            <w:r>
-              <w:rPr>
-                <w:sz w:val="19"/>
-              </w:rPr>
-              <w:t>Cao</w:t>
-            </w:r>
-          </w:p>
-        </w:tc>
-        <w:tc>
-          <w:tcPr>
-            <w:tcW w:type="dxa" w:w="2088"/>
-            <w:tcMar>
-              <w:top w:w="90" w:type="dxa"/>
-              <w:bottom w:w="90" w:type="dxa"/>
-              <w:left w:w="95" w:type="dxa"/>
-              <w:right w:w="95" w:type="dxa"/>
-            </w:tcMar>
-          </w:tcPr>
-          <w:p>
-            <w:pPr>
-              <w:spacing w:after="20" w:before="0" w:line="247" w:lineRule="auto"/>
-            </w:pPr>
-            <w:r>
-              <w:rPr>
-                <w:sz w:val="19"/>
-              </w:rPr>
-              <w:t>Chim tĩnh, cánh, ánh, âm</w:t>
-            </w:r>
-          </w:p>
-        </w:tc>
-        <w:tc>
-          <w:tcPr>
-            <w:tcW w:type="dxa" w:w="3168"/>
-            <w:tcMar>
-              <w:top w:w="90" w:type="dxa"/>
-              <w:bottom w:w="90" w:type="dxa"/>
-              <w:left w:w="95" w:type="dxa"/>
-              <w:right w:w="95" w:type="dxa"/>
-            </w:tcMar>
-          </w:tcPr>
-          <w:p>
-            <w:pPr>
-              <w:spacing w:after="20" w:before="0" w:line="247" w:lineRule="auto"/>
-            </w:pPr>
-            <w:r>
-              <w:rPr>
-                <w:sz w:val="19"/>
-              </w:rPr>
-              <w:t>Hốc chưa khuất, đang đọc</w:t>
-            </w:r>
-          </w:p>
-        </w:tc>
-      </w:tr>
-      <w:tr>
-        <w:trPr>
-          <w:cantSplit/>
-        </w:trPr>
-        <w:tc>
-          <w:tcPr>
-            <w:tcW w:type="dxa" w:w="792"/>
-            <w:tcMar>
-              <w:top w:w="90" w:type="dxa"/>
-              <w:bottom w:w="90" w:type="dxa"/>
-              <w:left w:w="95" w:type="dxa"/>
-              <w:right w:w="95" w:type="dxa"/>
-            </w:tcMar>
-          </w:tcPr>
-          <w:p>
-            <w:pPr>
-              <w:spacing w:after="20" w:before="0" w:line="247" w:lineRule="auto"/>
-            </w:pPr>
-            <w:r>
-              <w:rPr>
-                <w:sz w:val="19"/>
-              </w:rPr>
-              <w:t>E05</w:t>
-            </w:r>
-          </w:p>
-        </w:tc>
-        <w:tc>
-          <w:tcPr>
-            <w:tcW w:type="dxa" w:w="2232"/>
-            <w:tcMar>
-              <w:top w:w="90" w:type="dxa"/>
-              <w:bottom w:w="90" w:type="dxa"/>
-              <w:left w:w="95" w:type="dxa"/>
-              <w:right w:w="95" w:type="dxa"/>
-            </w:tcMar>
-          </w:tcPr>
-          <w:p>
-            <w:pPr>
-              <w:spacing w:after="20" w:before="0" w:line="247" w:lineRule="auto"/>
-            </w:pPr>
-            <w:r>
-              <w:rPr>
-                <w:sz w:val="19"/>
-              </w:rPr>
-              <w:t>Đọc W05, vào nhánh sau P03</w:t>
-            </w:r>
-          </w:p>
-        </w:tc>
-        <w:tc>
-          <w:tcPr>
-            <w:tcW w:type="dxa" w:w="936"/>
-            <w:tcMar>
-              <w:top w:w="90" w:type="dxa"/>
-              <w:bottom w:w="90" w:type="dxa"/>
-              <w:left w:w="95" w:type="dxa"/>
-              <w:right w:w="95" w:type="dxa"/>
-            </w:tcMar>
-          </w:tcPr>
-          <w:p>
-            <w:pPr>
-              <w:spacing w:after="20" w:before="0" w:line="247" w:lineRule="auto"/>
-            </w:pPr>
-            <w:r>
-              <w:rPr>
-                <w:sz w:val="19"/>
-              </w:rPr>
-              <w:t>Lựa chọn</w:t>
-            </w:r>
-          </w:p>
-        </w:tc>
-        <w:tc>
-          <w:tcPr>
-            <w:tcW w:type="dxa" w:w="2088"/>
-            <w:tcMar>
-              <w:top w:w="90" w:type="dxa"/>
-              <w:bottom w:w="90" w:type="dxa"/>
-              <w:left w:w="95" w:type="dxa"/>
-              <w:right w:w="95" w:type="dxa"/>
-            </w:tcMar>
-          </w:tcPr>
-          <w:p>
-            <w:pPr>
-              <w:spacing w:after="20" w:before="0" w:line="247" w:lineRule="auto"/>
-            </w:pPr>
-            <w:r>
-              <w:rPr>
-                <w:sz w:val="19"/>
-              </w:rPr>
-              <w:t>Vùng nhìn và âm chuông</w:t>
-            </w:r>
-          </w:p>
-        </w:tc>
-        <w:tc>
-          <w:tcPr>
-            <w:tcW w:type="dxa" w:w="3168"/>
-            <w:tcMar>
-              <w:top w:w="90" w:type="dxa"/>
-              <w:bottom w:w="90" w:type="dxa"/>
-              <w:left w:w="95" w:type="dxa"/>
-              <w:right w:w="95" w:type="dxa"/>
-            </w:tcMar>
-          </w:tcPr>
-          <w:p>
-            <w:pPr>
-              <w:spacing w:after="20" w:before="0" w:line="247" w:lineRule="auto"/>
-            </w:pPr>
-            <w:r>
-              <w:rPr>
-                <w:sz w:val="19"/>
-              </w:rPr>
-              <w:t>Không còn lượt cho E06</w:t>
-            </w:r>
-          </w:p>
-        </w:tc>
-      </w:tr>
-      <w:tr>
-        <w:trPr>
-          <w:cantSplit/>
-        </w:trPr>
-        <w:tc>
-          <w:tcPr>
-            <w:tcW w:type="dxa" w:w="792"/>
-            <w:tcMar>
-              <w:top w:w="90" w:type="dxa"/>
-              <w:bottom w:w="90" w:type="dxa"/>
-              <w:left w:w="95" w:type="dxa"/>
-              <w:right w:w="95" w:type="dxa"/>
-            </w:tcMar>
-          </w:tcPr>
-          <w:p>
-            <w:pPr>
-              <w:spacing w:after="20" w:before="0" w:line="247" w:lineRule="auto"/>
-            </w:pPr>
-            <w:r>
-              <w:rPr>
-                <w:sz w:val="19"/>
-              </w:rPr>
-              <w:t>E06</w:t>
-            </w:r>
-          </w:p>
-        </w:tc>
-        <w:tc>
-          <w:tcPr>
-            <w:tcW w:type="dxa" w:w="2232"/>
-            <w:tcMar>
-              <w:top w:w="90" w:type="dxa"/>
-              <w:bottom w:w="90" w:type="dxa"/>
-              <w:left w:w="95" w:type="dxa"/>
-              <w:right w:w="95" w:type="dxa"/>
-            </w:tcMar>
-          </w:tcPr>
-          <w:p>
-            <w:pPr>
-              <w:spacing w:after="20" w:before="0" w:line="247" w:lineRule="auto"/>
-            </w:pPr>
-            <w:r>
-              <w:rPr>
-                <w:sz w:val="19"/>
-              </w:rPr>
-              <w:t>Quay đầu trong cảnh báo</w:t>
-            </w:r>
-          </w:p>
-        </w:tc>
-        <w:tc>
-          <w:tcPr>
-            <w:tcW w:type="dxa" w:w="936"/>
-            <w:tcMar>
-              <w:top w:w="90" w:type="dxa"/>
-              <w:bottom w:w="90" w:type="dxa"/>
-              <w:left w:w="95" w:type="dxa"/>
-              <w:right w:w="95" w:type="dxa"/>
-            </w:tcMar>
-          </w:tcPr>
-          <w:p>
-            <w:pPr>
-              <w:spacing w:after="20" w:before="0" w:line="247" w:lineRule="auto"/>
-            </w:pPr>
-            <w:r>
-              <w:rPr>
-                <w:sz w:val="19"/>
-              </w:rPr>
-              <w:t>Cao</w:t>
-            </w:r>
-          </w:p>
-        </w:tc>
-        <w:tc>
-          <w:tcPr>
-            <w:tcW w:type="dxa" w:w="2088"/>
-            <w:tcMar>
-              <w:top w:w="90" w:type="dxa"/>
-              <w:bottom w:w="90" w:type="dxa"/>
-              <w:left w:w="95" w:type="dxa"/>
-              <w:right w:w="95" w:type="dxa"/>
-            </w:tcMar>
-          </w:tcPr>
-          <w:p>
-            <w:pPr>
-              <w:spacing w:after="20" w:before="0" w:line="247" w:lineRule="auto"/>
-            </w:pPr>
-            <w:r>
-              <w:rPr>
-                <w:sz w:val="19"/>
-              </w:rPr>
-              <w:t>Camera, sét, pose gậy hoặc bóng</w:t>
-            </w:r>
-          </w:p>
-        </w:tc>
-        <w:tc>
-          <w:tcPr>
-            <w:tcW w:type="dxa" w:w="3168"/>
-            <w:tcMar>
-              <w:top w:w="90" w:type="dxa"/>
-              <w:bottom w:w="90" w:type="dxa"/>
-              <w:left w:w="95" w:type="dxa"/>
-              <w:right w:w="95" w:type="dxa"/>
-            </w:tcMar>
-          </w:tcPr>
-          <w:p>
-            <w:pPr>
-              <w:spacing w:after="20" w:before="0" w:line="247" w:lineRule="auto"/>
-            </w:pPr>
-            <w:r>
-              <w:rPr>
-                <w:sz w:val="19"/>
-              </w:rPr>
-              <w:t>Tới biển, chuông dừng, vùng nguy hiểm</w:t>
-            </w:r>
-          </w:p>
-        </w:tc>
-      </w:tr>
-      <w:tr>
-        <w:trPr>
-          <w:cantSplit/>
-        </w:trPr>
-        <w:tc>
-          <w:tcPr>
-            <w:tcW w:type="dxa" w:w="792"/>
+            <w:tcW w:type="dxa" w:w="1944"/>
             <w:tcMar>
               <w:top w:w="90" w:type="dxa"/>
               <w:bottom w:w="90" w:type="dxa"/>
@@ -2331,7 +2355,7 @@
         </w:tc>
         <w:tc>
           <w:tcPr>
-            <w:tcW w:type="dxa" w:w="2232"/>
+            <w:tcW w:type="dxa" w:w="3744"/>
             <w:tcMar>
               <w:top w:w="90" w:type="dxa"/>
               <w:bottom w:w="90" w:type="dxa"/>
@@ -2347,13 +2371,13 @@
               <w:rPr>
                 <w:sz w:val="19"/>
               </w:rPr>
-              <w:t>Nhặt F05 rồi rời bàn</w:t>
+              <w:t>Nhặt F05, đóng xem và rời bàn; kính rung nhẹ một lần</w:t>
             </w:r>
           </w:p>
         </w:tc>
         <w:tc>
           <w:tcPr>
-            <w:tcW w:type="dxa" w:w="936"/>
+            <w:tcW w:type="dxa" w:w="3528"/>
             <w:tcMar>
               <w:top w:w="90" w:type="dxa"/>
               <w:bottom w:w="90" w:type="dxa"/>
@@ -2369,13 +2393,18 @@
               <w:rPr>
                 <w:sz w:val="19"/>
               </w:rPr>
-              <w:t>Cao vừa</w:t>
+              <w:t>A16 R01; hạ từ scare lớn xuống chi tiết bất an</w:t>
             </w:r>
           </w:p>
         </w:tc>
+      </w:tr>
+      <w:tr>
+        <w:trPr>
+          <w:cantSplit/>
+        </w:trPr>
         <w:tc>
           <w:tcPr>
-            <w:tcW w:type="dxa" w:w="2088"/>
+            <w:tcW w:type="dxa" w:w="1944"/>
             <w:tcMar>
               <w:top w:w="90" w:type="dxa"/>
               <w:bottom w:w="90" w:type="dxa"/>
@@ -2391,13 +2420,13 @@
               <w:rPr>
                 <w:sz w:val="19"/>
               </w:rPr>
-              <w:t>Kính rung, gõ, ánh sét</w:t>
+              <w:t>E12</w:t>
             </w:r>
           </w:p>
         </w:tc>
         <w:tc>
           <w:tcPr>
-            <w:tcW w:type="dxa" w:w="3168"/>
+            <w:tcW w:type="dxa" w:w="3744"/>
             <w:tcMar>
               <w:top w:w="90" w:type="dxa"/>
               <w:bottom w:w="90" w:type="dxa"/>
@@ -2413,7 +2442,526 @@
               <w:rPr>
                 <w:sz w:val="19"/>
               </w:rPr>
-              <w:t>Đang đọc, vừa scare, đã có chìa khóa</w:t>
+              <w:t>Lần đầu cất F01; một tiếng giấy tách khỏi mặt ngăn</w:t>
+            </w:r>
+          </w:p>
+        </w:tc>
+        <w:tc>
+          <w:tcPr>
+            <w:tcW w:type="dxa" w:w="3528"/>
+            <w:tcMar>
+              <w:top w:w="90" w:type="dxa"/>
+              <w:bottom w:w="90" w:type="dxa"/>
+              <w:left w:w="95" w:type="dxa"/>
+              <w:right w:w="95" w:type="dxa"/>
+            </w:tcMar>
+          </w:tcPr>
+          <w:p>
+            <w:pPr>
+              <w:spacing w:after="20" w:before="0" w:line="247" w:lineRule="auto"/>
+            </w:pPr>
+            <w:r>
+              <w:rPr>
+                <w:sz w:val="19"/>
+              </w:rPr>
+              <w:t>A14 tại ngăn; item vào balo đúng một bản</w:t>
+            </w:r>
+          </w:p>
+        </w:tc>
+      </w:tr>
+      <w:tr>
+        <w:trPr>
+          <w:cantSplit/>
+        </w:trPr>
+        <w:tc>
+          <w:tcPr>
+            <w:tcW w:type="dxa" w:w="1944"/>
+            <w:tcMar>
+              <w:top w:w="90" w:type="dxa"/>
+              <w:bottom w:w="90" w:type="dxa"/>
+              <w:left w:w="95" w:type="dxa"/>
+              <w:right w:w="95" w:type="dxa"/>
+            </w:tcMar>
+          </w:tcPr>
+          <w:p>
+            <w:pPr>
+              <w:spacing w:after="20" w:before="0" w:line="247" w:lineRule="auto"/>
+            </w:pPr>
+            <w:r>
+              <w:rPr>
+                <w:sz w:val="19"/>
+              </w:rPr>
+              <w:t>E13</w:t>
+            </w:r>
+          </w:p>
+        </w:tc>
+        <w:tc>
+          <w:tcPr>
+            <w:tcW w:type="dxa" w:w="3744"/>
+            <w:tcMar>
+              <w:top w:w="90" w:type="dxa"/>
+              <w:bottom w:w="90" w:type="dxa"/>
+              <w:left w:w="95" w:type="dxa"/>
+              <w:right w:w="95" w:type="dxa"/>
+            </w:tcMar>
+          </w:tcPr>
+          <w:p>
+            <w:pPr>
+              <w:spacing w:after="20" w:before="0" w:line="247" w:lineRule="auto"/>
+            </w:pPr>
+            <w:r>
+              <w:rPr>
+                <w:sz w:val="19"/>
+              </w:rPr>
+              <w:t>Sau khi mở ngăn tùy chọn G43, rời tương tác; ray kéo co nhẹ</w:t>
+            </w:r>
+          </w:p>
+        </w:tc>
+        <w:tc>
+          <w:tcPr>
+            <w:tcW w:type="dxa" w:w="3528"/>
+            <w:tcMar>
+              <w:top w:w="90" w:type="dxa"/>
+              <w:bottom w:w="90" w:type="dxa"/>
+              <w:left w:w="95" w:type="dxa"/>
+              <w:right w:w="95" w:type="dxa"/>
+            </w:tcMar>
+          </w:tcPr>
+          <w:p>
+            <w:pPr>
+              <w:spacing w:after="20" w:before="0" w:line="247" w:lineRule="auto"/>
+            </w:pPr>
+            <w:r>
+              <w:rPr>
+                <w:sz w:val="19"/>
+              </w:rPr>
+              <w:t>A04 nhỏ; ngăn còn mở và không khóa giấy</w:t>
+            </w:r>
+          </w:p>
+        </w:tc>
+      </w:tr>
+      <w:tr>
+        <w:trPr>
+          <w:cantSplit/>
+        </w:trPr>
+        <w:tc>
+          <w:tcPr>
+            <w:tcW w:type="dxa" w:w="1944"/>
+            <w:tcMar>
+              <w:top w:w="90" w:type="dxa"/>
+              <w:bottom w:w="90" w:type="dxa"/>
+              <w:left w:w="95" w:type="dxa"/>
+              <w:right w:w="95" w:type="dxa"/>
+            </w:tcMar>
+          </w:tcPr>
+          <w:p>
+            <w:pPr>
+              <w:spacing w:after="20" w:before="0" w:line="247" w:lineRule="auto"/>
+            </w:pPr>
+            <w:r>
+              <w:rPr>
+                <w:sz w:val="19"/>
+              </w:rPr>
+              <w:t>E14</w:t>
+            </w:r>
+          </w:p>
+        </w:tc>
+        <w:tc>
+          <w:tcPr>
+            <w:tcW w:type="dxa" w:w="3744"/>
+            <w:tcMar>
+              <w:top w:w="90" w:type="dxa"/>
+              <w:bottom w:w="90" w:type="dxa"/>
+              <w:left w:w="95" w:type="dxa"/>
+              <w:right w:w="95" w:type="dxa"/>
+            </w:tcMar>
+          </w:tcPr>
+          <w:p>
+            <w:pPr>
+              <w:spacing w:after="20" w:before="0" w:line="247" w:lineRule="auto"/>
+            </w:pPr>
+            <w:r>
+              <w:rPr>
+                <w:sz w:val="19"/>
+              </w:rPr>
+              <w:t>Sau P02, G65 khuất; bút chì xoay hoặc lăn ngắn ở mép bàn</w:t>
+            </w:r>
+          </w:p>
+        </w:tc>
+        <w:tc>
+          <w:tcPr>
+            <w:tcW w:type="dxa" w:w="3528"/>
+            <w:tcMar>
+              <w:top w:w="90" w:type="dxa"/>
+              <w:bottom w:w="90" w:type="dxa"/>
+              <w:left w:w="95" w:type="dxa"/>
+              <w:right w:w="95" w:type="dxa"/>
+            </w:tcMar>
+          </w:tcPr>
+          <w:p>
+            <w:pPr>
+              <w:spacing w:after="20" w:before="0" w:line="247" w:lineRule="auto"/>
+            </w:pPr>
+            <w:r>
+              <w:rPr>
+                <w:sz w:val="19"/>
+              </w:rPr>
+              <w:t>A24 tại G65; bút vẫn trên bàn, không chứa mã</w:t>
+            </w:r>
+          </w:p>
+        </w:tc>
+      </w:tr>
+      <w:tr>
+        <w:trPr>
+          <w:cantSplit/>
+        </w:trPr>
+        <w:tc>
+          <w:tcPr>
+            <w:tcW w:type="dxa" w:w="1944"/>
+            <w:tcMar>
+              <w:top w:w="90" w:type="dxa"/>
+              <w:bottom w:w="90" w:type="dxa"/>
+              <w:left w:w="95" w:type="dxa"/>
+              <w:right w:w="95" w:type="dxa"/>
+            </w:tcMar>
+          </w:tcPr>
+          <w:p>
+            <w:pPr>
+              <w:spacing w:after="20" w:before="0" w:line="247" w:lineRule="auto"/>
+            </w:pPr>
+            <w:r>
+              <w:rPr>
+                <w:sz w:val="19"/>
+              </w:rPr>
+              <w:t>E15</w:t>
+            </w:r>
+          </w:p>
+        </w:tc>
+        <w:tc>
+          <w:tcPr>
+            <w:tcW w:type="dxa" w:w="3744"/>
+            <w:tcMar>
+              <w:top w:w="90" w:type="dxa"/>
+              <w:bottom w:w="90" w:type="dxa"/>
+              <w:left w:w="95" w:type="dxa"/>
+              <w:right w:w="95" w:type="dxa"/>
+            </w:tcMar>
+          </w:tcPr>
+          <w:p>
+            <w:pPr>
+              <w:spacing w:after="20" w:before="0" w:line="247" w:lineRule="auto"/>
+            </w:pPr>
+            <w:r>
+              <w:rPr>
+                <w:sz w:val="19"/>
+              </w:rPr>
+              <w:t>Đi qua khe R05 lần đầu; gió rít ngắn rồi về nền</w:t>
+            </w:r>
+          </w:p>
+        </w:tc>
+        <w:tc>
+          <w:tcPr>
+            <w:tcW w:type="dxa" w:w="3528"/>
+            <w:tcMar>
+              <w:top w:w="90" w:type="dxa"/>
+              <w:bottom w:w="90" w:type="dxa"/>
+              <w:left w:w="95" w:type="dxa"/>
+              <w:right w:w="95" w:type="dxa"/>
+            </w:tcMar>
+          </w:tcPr>
+          <w:p>
+            <w:pPr>
+              <w:spacing w:after="20" w:before="0" w:line="247" w:lineRule="auto"/>
+            </w:pPr>
+            <w:r>
+              <w:rPr>
+                <w:sz w:val="19"/>
+              </w:rPr>
+              <w:t>A03 đúng khe; không kéo camera hoặc tắt đèn</w:t>
+            </w:r>
+          </w:p>
+        </w:tc>
+      </w:tr>
+      <w:tr>
+        <w:trPr>
+          <w:cantSplit/>
+        </w:trPr>
+        <w:tc>
+          <w:tcPr>
+            <w:tcW w:type="dxa" w:w="1944"/>
+            <w:tcMar>
+              <w:top w:w="90" w:type="dxa"/>
+              <w:bottom w:w="90" w:type="dxa"/>
+              <w:left w:w="95" w:type="dxa"/>
+              <w:right w:w="95" w:type="dxa"/>
+            </w:tcMar>
+          </w:tcPr>
+          <w:p>
+            <w:pPr>
+              <w:spacing w:after="20" w:before="0" w:line="247" w:lineRule="auto"/>
+            </w:pPr>
+            <w:r>
+              <w:rPr>
+                <w:sz w:val="19"/>
+              </w:rPr>
+              <w:t>E16</w:t>
+            </w:r>
+          </w:p>
+        </w:tc>
+        <w:tc>
+          <w:tcPr>
+            <w:tcW w:type="dxa" w:w="3744"/>
+            <w:tcMar>
+              <w:top w:w="90" w:type="dxa"/>
+              <w:bottom w:w="90" w:type="dxa"/>
+              <w:left w:w="95" w:type="dxa"/>
+              <w:right w:w="95" w:type="dxa"/>
+            </w:tcMar>
+          </w:tcPr>
+          <w:p>
+            <w:pPr>
+              <w:spacing w:after="20" w:before="0" w:line="247" w:lineRule="auto"/>
+            </w:pPr>
+            <w:r>
+              <w:rPr>
+                <w:sz w:val="19"/>
+              </w:rPr>
+              <w:t>Đến gần G66 lần đầu; vài tiếng tích rồi dừng</w:t>
+            </w:r>
+          </w:p>
+        </w:tc>
+        <w:tc>
+          <w:tcPr>
+            <w:tcW w:type="dxa" w:w="3528"/>
+            <w:tcMar>
+              <w:top w:w="90" w:type="dxa"/>
+              <w:bottom w:w="90" w:type="dxa"/>
+              <w:left w:w="95" w:type="dxa"/>
+              <w:right w:w="95" w:type="dxa"/>
+            </w:tcMar>
+          </w:tcPr>
+          <w:p>
+            <w:pPr>
+              <w:spacing w:after="20" w:before="0" w:line="247" w:lineRule="auto"/>
+            </w:pPr>
+            <w:r>
+              <w:rPr>
+                <w:sz w:val="19"/>
+              </w:rPr>
+              <w:t>A23; nhãn ĐỒNG HỒ HỎNG ngăn dùng nó làm giờ E08</w:t>
+            </w:r>
+          </w:p>
+        </w:tc>
+      </w:tr>
+      <w:tr>
+        <w:trPr>
+          <w:cantSplit/>
+        </w:trPr>
+        <w:tc>
+          <w:tcPr>
+            <w:tcW w:type="dxa" w:w="1944"/>
+            <w:tcMar>
+              <w:top w:w="90" w:type="dxa"/>
+              <w:bottom w:w="90" w:type="dxa"/>
+              <w:left w:w="95" w:type="dxa"/>
+              <w:right w:w="95" w:type="dxa"/>
+            </w:tcMar>
+          </w:tcPr>
+          <w:p>
+            <w:pPr>
+              <w:spacing w:after="20" w:before="0" w:line="247" w:lineRule="auto"/>
+            </w:pPr>
+            <w:r>
+              <w:rPr>
+                <w:sz w:val="19"/>
+              </w:rPr>
+              <w:t>E17</w:t>
+            </w:r>
+          </w:p>
+        </w:tc>
+        <w:tc>
+          <w:tcPr>
+            <w:tcW w:type="dxa" w:w="3744"/>
+            <w:tcMar>
+              <w:top w:w="90" w:type="dxa"/>
+              <w:bottom w:w="90" w:type="dxa"/>
+              <w:left w:w="95" w:type="dxa"/>
+              <w:right w:w="95" w:type="dxa"/>
+            </w:tcMar>
+          </w:tcPr>
+          <w:p>
+            <w:pPr>
+              <w:spacing w:after="20" w:before="0" w:line="247" w:lineRule="auto"/>
+            </w:pPr>
+            <w:r>
+              <w:rPr>
+                <w:sz w:val="19"/>
+              </w:rPr>
+              <w:t>Đóng I05 và rời bàn; góc giấy trắng G67 khẽ bật do gió</w:t>
+            </w:r>
+          </w:p>
+        </w:tc>
+        <w:tc>
+          <w:tcPr>
+            <w:tcW w:type="dxa" w:w="3528"/>
+            <w:tcMar>
+              <w:top w:w="90" w:type="dxa"/>
+              <w:bottom w:w="90" w:type="dxa"/>
+              <w:left w:w="95" w:type="dxa"/>
+              <w:right w:w="95" w:type="dxa"/>
+            </w:tcMar>
+          </w:tcPr>
+          <w:p>
+            <w:pPr>
+              <w:spacing w:after="20" w:before="0" w:line="247" w:lineRule="auto"/>
+            </w:pPr>
+            <w:r>
+              <w:rPr>
+                <w:sz w:val="19"/>
+              </w:rPr>
+              <w:t>A14 tại bàn; giấy trắng trang trí, I05 đã ở balo</w:t>
+            </w:r>
+          </w:p>
+        </w:tc>
+      </w:tr>
+      <w:tr>
+        <w:trPr>
+          <w:cantSplit/>
+        </w:trPr>
+        <w:tc>
+          <w:tcPr>
+            <w:tcW w:type="dxa" w:w="1944"/>
+            <w:tcMar>
+              <w:top w:w="90" w:type="dxa"/>
+              <w:bottom w:w="90" w:type="dxa"/>
+              <w:left w:w="95" w:type="dxa"/>
+              <w:right w:w="95" w:type="dxa"/>
+            </w:tcMar>
+          </w:tcPr>
+          <w:p>
+            <w:pPr>
+              <w:spacing w:after="20" w:before="0" w:line="247" w:lineRule="auto"/>
+            </w:pPr>
+            <w:r>
+              <w:rPr>
+                <w:sz w:val="19"/>
+              </w:rPr>
+              <w:t>E18</w:t>
+            </w:r>
+          </w:p>
+        </w:tc>
+        <w:tc>
+          <w:tcPr>
+            <w:tcW w:type="dxa" w:w="3744"/>
+            <w:tcMar>
+              <w:top w:w="90" w:type="dxa"/>
+              <w:bottom w:w="90" w:type="dxa"/>
+              <w:left w:w="95" w:type="dxa"/>
+              <w:right w:w="95" w:type="dxa"/>
+            </w:tcMar>
+          </w:tcPr>
+          <w:p>
+            <w:pPr>
+              <w:spacing w:after="20" w:before="0" w:line="247" w:lineRule="auto"/>
+            </w:pPr>
+            <w:r>
+              <w:rPr>
+                <w:sz w:val="19"/>
+              </w:rPr>
+              <w:t>Ba hồ sơ cuối đã đúng; chốt hộp ăn trước khi nắp mở</w:t>
+            </w:r>
+          </w:p>
+        </w:tc>
+        <w:tc>
+          <w:tcPr>
+            <w:tcW w:type="dxa" w:w="3528"/>
+            <w:tcMar>
+              <w:top w:w="90" w:type="dxa"/>
+              <w:bottom w:w="90" w:type="dxa"/>
+              <w:left w:w="95" w:type="dxa"/>
+              <w:right w:w="95" w:type="dxa"/>
+            </w:tcMar>
+          </w:tcPr>
+          <w:p>
+            <w:pPr>
+              <w:spacing w:after="20" w:before="0" w:line="247" w:lineRule="auto"/>
+            </w:pPr>
+            <w:r>
+              <w:rPr>
+                <w:sz w:val="19"/>
+              </w:rPr>
+              <w:t>A04 tại R05; phản hồi cơ khí, không có scare phụ</w:t>
+            </w:r>
+          </w:p>
+        </w:tc>
+      </w:tr>
+      <w:tr>
+        <w:trPr>
+          <w:cantSplit/>
+        </w:trPr>
+        <w:tc>
+          <w:tcPr>
+            <w:tcW w:type="dxa" w:w="1944"/>
+            <w:tcMar>
+              <w:top w:w="90" w:type="dxa"/>
+              <w:bottom w:w="90" w:type="dxa"/>
+              <w:left w:w="95" w:type="dxa"/>
+              <w:right w:w="95" w:type="dxa"/>
+            </w:tcMar>
+          </w:tcPr>
+          <w:p>
+            <w:pPr>
+              <w:spacing w:after="20" w:before="0" w:line="247" w:lineRule="auto"/>
+            </w:pPr>
+            <w:r>
+              <w:rPr>
+                <w:sz w:val="19"/>
+              </w:rPr>
+              <w:t>E19</w:t>
+            </w:r>
+          </w:p>
+        </w:tc>
+        <w:tc>
+          <w:tcPr>
+            <w:tcW w:type="dxa" w:w="3744"/>
+            <w:tcMar>
+              <w:top w:w="90" w:type="dxa"/>
+              <w:bottom w:w="90" w:type="dxa"/>
+              <w:left w:w="95" w:type="dxa"/>
+              <w:right w:w="95" w:type="dxa"/>
+            </w:tcMar>
+          </w:tcPr>
+          <w:p>
+            <w:pPr>
+              <w:spacing w:after="20" w:before="0" w:line="247" w:lineRule="auto"/>
+            </w:pPr>
+            <w:r>
+              <w:rPr>
+                <w:sz w:val="19"/>
+              </w:rPr>
+              <w:t>Qua ranh giới ra ngoài R06; âm mưa gió mở rộng</w:t>
+            </w:r>
+          </w:p>
+        </w:tc>
+        <w:tc>
+          <w:tcPr>
+            <w:tcW w:type="dxa" w:w="3528"/>
+            <w:tcMar>
+              <w:top w:w="90" w:type="dxa"/>
+              <w:bottom w:w="90" w:type="dxa"/>
+              <w:left w:w="95" w:type="dxa"/>
+              <w:right w:w="95" w:type="dxa"/>
+            </w:tcMar>
+          </w:tcPr>
+          <w:p>
+            <w:pPr>
+              <w:spacing w:after="20" w:before="0" w:line="247" w:lineRule="auto"/>
+            </w:pPr>
+            <w:r>
+              <w:rPr>
+                <w:sz w:val="19"/>
+              </w:rPr>
+              <w:t>A01 bớt lọc; chuyển môi trường và kết thúc, không thêm khóa</w:t>
             </w:r>
           </w:p>
         </w:tc>
@@ -2426,7 +2974,7 @@
     </w:p>
     <w:p>
       <w:r>
-        <w:t>Ưu tiên mốc truyện và lựa chọn đang diễn ra hơn một event đang chờ. E05 E06 là một chuỗi và chỉ chiếm một lượt cao trào. Không phát E02 trong blackout E06 hoặc A10 đúng lúc chốt câu đố thành công. Event thấp cũng có khoảng tách ngắn để tiếng có thể nhận nguồn, nhưng không cần bộ đếm bắt người chơi đợi.</w:t>
+        <w:t>E02 và hộp G69 của E08 là hai đạo cụ khác nhau. E07 không dùng sét gần sau khi vừa có E06. E12 E18 là phản hồi tương tác có thời điểm, không tạo nhịp đột ngột. Với người chơi đi nhanh, có thể bỏ E14 E17 thay vì chờ phát bù khi đã quay lại R00.</w:t>
       </w:r>
     </w:p>
     <w:p>
@@ -2434,22 +2982,22 @@
         <w:pStyle w:val="Heading1"/>
       </w:pPr>
       <w:r>
-        <w:t>11 Luật thay đổi đối tượng ngoài tầm nhìn</w:t>
+        <w:t>10 Điều phối và quyền ưu tiên</w:t>
       </w:r>
     </w:p>
     <w:p>
       <w:r>
-        <w:t>“Ngoài tầm nhìn” phải gồm cả góc nhìn hiện tại và lần chụp Camera đang xử lý. Đối tượng sau không cắt vào đường đi, không trùng vị trí nguồn bắt buộc và không có collider đẩy người chơi. Với chim, bóng người và lon, chuẩn bị hai trạng thái cụ thể rồi chuyển khi được che; không chỉ đặt object tại một khoảng cách ngẫu nhiên phía sau lưng.</w:t>
+        <w:t>Ưu tiên: cảnh kết thúc và thao tác nguồn chính; E08 đang khóa; một cụm đang diễn ra; cụm lựa chọn đã bắt đầu; cụm điều tra mới; event nhỏ. Một owner chiếm phần trình diễn, không chiếm việc mở sổ hay nhặt đồ. Khi player mở menu, tạm dừng bộ đếm trình diễn; khi đóng, kiểm lại vị trí và trạng thái trước khi tiếp tục.</w:t>
       </w:r>
     </w:p>
     <w:p>
       <w:r>
-        <w:t>Tối màn hình là một điều kiện che hợp lệ nếu màn hình thật sự tối trong hiệu ứng; đèn pin tắt riêng lẻ có thể không đủ vì ánh trời vẫn còn. Nếu người chơi quay camera bất ngờ trong khi chờ chuyển trạng thái, kiểm lại trước khi đổi. Nếu không thể làm an toàn, bỏ phần xuất hiện và chỉ giữ nhịp âm nhẹ.</w:t>
+        <w:t>Nếu hai trigger cùng hợp lệ, không chạy cả hai. Ví dụ sau P04, E04 có thể sẵn sàng còn E03 chờ; chỉ chạy rung khung nếu chim chưa vào báo hiệu. Sau khi chim giật, hoãn mọi detail động ngắn để có khoảng nghỉ. Nếu E05 đã phát chuông, E10 không được bật một bóng khác tại hốc gần đó.</w:t>
       </w:r>
     </w:p>
     <w:p>
       <w:r>
-        <w:t>Vật mới không tự trở thành clue. Chim, lon và bóng không có ô thiếu trong sổ. Chỉ những nguồn đã liệt kê trong tài liệu clues tham gia điều kiện hộp. Event không xóa, sửa chữ hoặc di chuyển một nguồn bắt buộc từ chỗ cũ sang một chỗ không có chỉ dẫn.</w:t>
+        <w:t>Không hủy tiến trình đọc hoặc câu đố chỉ vì event hết vùng. Cụm tùy chọn đi khỏi vùng có thể kết thúc nhẹ; cụm E08 chỉ kết thúc phần khóa khi đã giải, với đủ nguồn địa phương. Sau O05, hủy mọi scare chờ và giữ đường về; E19 là chuyển âm của đoạn cuối, không một cao trào mới.</w:t>
       </w:r>
     </w:p>
     <w:p>
@@ -2457,25 +3005,12 @@
         <w:pStyle w:val="Heading1"/>
       </w:pPr>
       <w:r>
-        <w:t>12 Điều khiển và thiết lập trải nghiệm</w:t>
+        <w:t>11 Kiểm tra logic và chi phí sản xuất</w:t>
       </w:r>
     </w:p>
     <w:p>
       <w:r>
-        <w:t>Cho chỉnh cường độ scare, giảm chớp, giảm rung và giảm chuyển động camera. Khi giảm hiệu ứng, giữ thông tin từ môi trường, trạng thái vật sau event và tiến trình chính. E06 có thể chuyển sang biến thể không cú đánh trong cấu hình này; không coi người chơi chọn nhẹ là đã thất bại hoặc mất một phần kết thúc.</w:t>
-      </w:r>
-    </w:p>
-    <w:p>
-      <w:r>
-        <w:t>Không hiện một câu “đừng quay đầu” rồi liên tục cưỡng ép camera quay lại. Góc nhìn tự nâng ở E06 chỉ diễn ra sau lựa chọn quay đầu và được xác định là đoạn trình diễn. Khi trả điều khiển, xóa mọi khóa input, FOV tạm, độ mờ và độ sáng tạm. Thoát menu và tải game cũng dùng cùng bước khôi phục.</w:t>
-      </w:r>
-    </w:p>
-    <w:p>
-      <w:pPr>
-        <w:pStyle w:val="Heading1"/>
-      </w:pPr>
-      <w:r>
-        <w:t>13 Ma trận kiểm tra logic</w:t>
+        <w:t>Kiểm sáu cụm riêng rồi ghép một lượt bỏ mọi tùy chọn, một lượt đi đủ nhánh và một lượt đi nhanh. Mỗi lượt phải nhặt I12, hoàn tất 19 nguồn, lấy O05, mở giường và ra ngoài. Khác nhau ở trải nghiệm và ghi chú bổ sung, không ở số kết thúc.</w:t>
       </w:r>
     </w:p>
     <w:tbl>
@@ -2522,7 +3057,7 @@
                 <w:b/>
                 <w:sz w:val="19"/>
               </w:rPr>
-              <w:t>Tình huống</w:t>
+              <w:t>Trường hợp</w:t>
             </w:r>
           </w:p>
         </w:tc>
@@ -2574,7 +3109,7 @@
               <w:rPr>
                 <w:sz w:val="19"/>
               </w:rPr>
-              <w:t>Đọc giấy lúc event sẵn sàng</w:t>
+              <w:t>Vào R03 trước F02</w:t>
             </w:r>
           </w:p>
         </w:tc>
@@ -2596,7 +3131,7 @@
               <w:rPr>
                 <w:sz w:val="19"/>
               </w:rPr>
-              <w:t>Chờ, không che chữ và không tắt đèn</w:t>
+              <w:t>Mở được cửa bằng toàn bộ dữ liệu trong R03</w:t>
             </w:r>
           </w:p>
         </w:tc>
@@ -2623,7 +3158,7 @@
               <w:rPr>
                 <w:sz w:val="19"/>
               </w:rPr>
-              <w:t>Vừa tới biển rồi quay đầu</w:t>
+              <w:t>Đứng trong vùng quét cánh</w:t>
             </w:r>
           </w:p>
         </w:tc>
@@ -2645,7 +3180,7 @@
               <w:rPr>
                 <w:sz w:val="19"/>
               </w:rPr>
-              <w:t>E05 kết thúc an toàn, không chuyển E06</w:t>
+              <w:t>Hoãn đóng, không nghiền hoặc dịch player</w:t>
             </w:r>
           </w:p>
         </w:tc>
@@ -2672,7 +3207,7 @@
               <w:rPr>
                 <w:sz w:val="19"/>
               </w:rPr>
-              <w:t>Đi lùi ra khỏi nhánh</w:t>
+              <w:t>Nhập 3581 ngay</w:t>
             </w:r>
           </w:p>
         </w:tc>
@@ -2694,7 +3229,7 @@
               <w:rPr>
                 <w:sz w:val="19"/>
               </w:rPr>
-              <w:t>Bỏ qua scare, đường chính tiếp tục</w:t>
+              <w:t>Nhận đúng, không yêu cầu đọc đủ thẻ</w:t>
             </w:r>
           </w:p>
         </w:tc>
@@ -2721,7 +3256,7 @@
               <w:rPr>
                 <w:sz w:val="19"/>
               </w:rPr>
-              <w:t>Quay đầu trước khi nghe chuông</w:t>
+              <w:t>Mở cửa rồi quên I12</w:t>
             </w:r>
           </w:p>
         </w:tc>
@@ -2743,7 +3278,7 @@
               <w:rPr>
                 <w:sz w:val="19"/>
               </w:rPr>
-              <w:t>Không tính vi phạm</w:t>
+              <w:t>Khay giữ giấy và có chỉ dẫn quay lại, không nhốt nữa</w:t>
             </w:r>
           </w:p>
         </w:tc>
@@ -2770,7 +3305,7 @@
               <w:rPr>
                 <w:sz w:val="19"/>
               </w:rPr>
-              <w:t>Quay đầu nhiều lần sau E06</w:t>
+              <w:t>Đọc lúc có event chờ</w:t>
             </w:r>
           </w:p>
         </w:tc>
@@ -2792,7 +3327,7 @@
               <w:rPr>
                 <w:sz w:val="19"/>
               </w:rPr>
-              <w:t>Không đánh ngất lần nữa</w:t>
+              <w:t>Không che chữ, không yếu đèn, hoãn hoặc hủy đúng trạng thái</w:t>
             </w:r>
           </w:p>
         </w:tc>
@@ -2819,7 +3354,7 @@
               <w:rPr>
                 <w:sz w:val="19"/>
               </w:rPr>
-              <w:t>Tắt âm hoặc không đọc W05</w:t>
+              <w:t>Tới biển rồi quay đầu</w:t>
             </w:r>
           </w:p>
         </w:tc>
@@ -2841,7 +3376,7 @@
               <w:rPr>
                 <w:sz w:val="19"/>
               </w:rPr>
-              <w:t>Không cần event để lấy chìa khóa</w:t>
+              <w:t>Chuông dừng trước kiểm góc, không ngất</w:t>
             </w:r>
           </w:p>
         </w:tc>
@@ -2868,7 +3403,7 @@
               <w:rPr>
                 <w:sz w:val="19"/>
               </w:rPr>
-              <w:t>Chụp hốc hoặc kệ đúng lúc chuyển</w:t>
+              <w:t>Tải giữa ngất</w:t>
             </w:r>
           </w:p>
         </w:tc>
@@ -2890,7 +3425,7 @@
               <w:rPr>
                 <w:sz w:val="19"/>
               </w:rPr>
-              <w:t>Hoãn chuyển; không lộ prefab bật trước mắt</w:t>
+              <w:t>Điểm hồi phục hợp lệ, giữ đồ và cờ hoàn tất</w:t>
             </w:r>
           </w:p>
         </w:tc>
@@ -2917,7 +3452,7 @@
               <w:rPr>
                 <w:sz w:val="19"/>
               </w:rPr>
-              <w:t>Tải trong ngất hoặc chớp</w:t>
+              <w:t>Giữ nhìn chim hoặc B05</w:t>
             </w:r>
           </w:p>
         </w:tc>
@@ -2939,7 +3474,7 @@
               <w:rPr>
                 <w:sz w:val="19"/>
               </w:rPr>
-              <w:t>Tỉnh ở điểm hợp lệ, đèn chuẩn, đồ giữ nguyên</w:t>
+              <w:t>Không bật tắt đối tượng ngay trước mắt</w:t>
             </w:r>
           </w:p>
         </w:tc>
@@ -2966,7 +3501,7 @@
               <w:rPr>
                 <w:sz w:val="19"/>
               </w:rPr>
-              <w:t>Lấy O05 khi event còn chờ</w:t>
+              <w:t>Xóa ảnh Camera</w:t>
             </w:r>
           </w:p>
         </w:tc>
@@ -2988,7 +3523,7 @@
               <w:rPr>
                 <w:sz w:val="19"/>
               </w:rPr>
-              <w:t>Hủy scare đang chờ, đường về ổn định</w:t>
+              <w:t>Không xóa clue hoặc chạy lại E10</w:t>
             </w:r>
           </w:p>
         </w:tc>
@@ -3015,7 +3550,7 @@
               <w:rPr>
                 <w:sz w:val="19"/>
               </w:rPr>
-              <w:t>Đi nhanh bỏ qua vùng chim</w:t>
+              <w:t>Stop máy ghi ngay</w:t>
             </w:r>
           </w:p>
         </w:tc>
@@ -3037,7 +3572,7 @@
               <w:rPr>
                 <w:sz w:val="19"/>
               </w:rPr>
-              <w:t>Event được bỏ, không đuổi theo người chơi</w:t>
+              <w:t>Dừng bình thường, không phát câu ngoài máy quá sớm</w:t>
             </w:r>
           </w:p>
         </w:tc>
@@ -3064,7 +3599,7 @@
               <w:rPr>
                 <w:sz w:val="19"/>
               </w:rPr>
-              <w:t>Hai trigger cùng đủ điều kiện</w:t>
+              <w:t>Theo âm sai đường hoặc tắt âm</w:t>
             </w:r>
           </w:p>
         </w:tc>
@@ -3086,7 +3621,7 @@
               <w:rPr>
                 <w:sz w:val="19"/>
               </w:rPr>
-              <w:t>Một event chạy, event kia hoãn hoặc bỏ</w:t>
+              <w:t>Mạch chính và nguồn giấy vẫn hoàn thành được</w:t>
             </w:r>
           </w:p>
         </w:tc>
@@ -3113,7 +3648,7 @@
               <w:rPr>
                 <w:sz w:val="19"/>
               </w:rPr>
-              <w:t>Chọn bỏ cảnh hoặc giảm hiệu ứng</w:t>
+              <w:t>Hai cụm cùng sẵn sàng</w:t>
             </w:r>
           </w:p>
         </w:tc>
@@ -3135,7 +3670,56 @@
               <w:rPr>
                 <w:sz w:val="19"/>
               </w:rPr>
-              <w:t>Cùng tiến trình, không mất phần kết thúc</w:t>
+              <w:t>Một owner chạy, cụm còn lại hoãn hoặc bỏ</w:t>
+            </w:r>
+          </w:p>
+        </w:tc>
+      </w:tr>
+      <w:tr>
+        <w:trPr>
+          <w:cantSplit/>
+        </w:trPr>
+        <w:tc>
+          <w:tcPr>
+            <w:tcW w:type="dxa" w:w="3096"/>
+            <w:tcMar>
+              <w:top w:w="90" w:type="dxa"/>
+              <w:bottom w:w="90" w:type="dxa"/>
+              <w:left w:w="95" w:type="dxa"/>
+              <w:right w:w="95" w:type="dxa"/>
+            </w:tcMar>
+          </w:tcPr>
+          <w:p>
+            <w:pPr>
+              <w:spacing w:after="20" w:before="0" w:line="247" w:lineRule="auto"/>
+            </w:pPr>
+            <w:r>
+              <w:rPr>
+                <w:sz w:val="19"/>
+              </w:rPr>
+              <w:t>Có O05 khi scare còn chờ</w:t>
+            </w:r>
+          </w:p>
+        </w:tc>
+        <w:tc>
+          <w:tcPr>
+            <w:tcW w:type="dxa" w:w="6120"/>
+            <w:tcMar>
+              <w:top w:w="90" w:type="dxa"/>
+              <w:bottom w:w="90" w:type="dxa"/>
+              <w:left w:w="95" w:type="dxa"/>
+              <w:right w:w="95" w:type="dxa"/>
+            </w:tcMar>
+          </w:tcPr>
+          <w:p>
+            <w:pPr>
+              <w:spacing w:after="20" w:before="0" w:line="247" w:lineRule="auto"/>
+            </w:pPr>
+            <w:r>
+              <w:rPr>
+                <w:sz w:val="19"/>
+              </w:rPr>
+              <w:t>Bỏ scare, đường về ổn định</w:t>
             </w:r>
           </w:p>
         </w:tc>
@@ -3148,7 +3732,25 @@
     </w:p>
     <w:p>
       <w:r>
-        <w:t>Chơi thử riêng từng event trước khi ghép. Ghi thời điểm âm, sáng, đổi trạng thái và trả điều khiển để tìm lỗi không đồng bộ. Sau đó chạy một lượt theo đường chính không lấy đồ tùy chọn, một lượt khám phá mọi nhánh và một lượt cố tình quay đầu. Mỗi lượt phải lấy được O05, mở giường và kết thúc; khác nhau chỉ ở nhịp trải nghiệm và hồ sơ bổ sung.</w:t>
+        <w:t>Chi phí trọng tâm là G60 G61 G62 cùng giao diện đối chiếu cho E08. E04 cần chim tĩnh và hai cánh; E05 E06 cần vùng lựa chọn, ánh sét, camera và một pose gậy hoặc bóng; E09 chỉ cần nguồn âm và khe; E10 cần pose tĩnh trong hốc cùng ảnh frame thật; E11 cần nút, cuộn và âm thu. Không cần đẩy tủ, AI rượt đuổi, dựng cả chuyến vận chuyển, tạo phòng 3D từ ảnh hoặc animate NPC kéo người.</w:t>
+      </w:r>
+    </w:p>
+    <w:p>
+      <w:pPr>
+        <w:pStyle w:val="Heading1"/>
+      </w:pPr>
+      <w:r>
+        <w:t>12 Nguồn tham khảo phương pháp</w:t>
+      </w:r>
+    </w:p>
+    <w:p>
+      <w:r>
+        <w:t>Ron Gilbert mô tả các nhánh câu đố phụ thuộc nhau rồi hội tụ, giúp nhìn ra ngõ cụt và điểm nghẽn. Áp dụng ở đây cho các nguồn của E08 và các hồ sơ chính, không sao chép nội dung câu đố từ trò chơi khác. Nguồn: https://grumpygamer.com/puzzle_dependency_charts/</w:t>
+      </w:r>
+    </w:p>
+    <w:p>
+      <w:r>
+        <w:t>Thomas Grip của Frictional Games mô tả việc giãn scare, để người chơi khám phá bí mật và dùng bối cảnh truyện nuôi sự bất an. Áp dụng ở đây cho khoảng hồi phục và khác biệt giữa sáu cụm. Nguồn: https://frictionalgames.com/2019-10-9-years-9-lessons-on-horror/</w:t>
       </w:r>
     </w:p>
     <w:sectPr>
@@ -3174,7 +3776,7 @@
       <w:rPr>
         <w:sz w:val="16"/>
       </w:rPr>
-      <w:t xml:space="preserve">Phiên bản 2  ·  </w:t>
+      <w:t xml:space="preserve">Phiên bản 3  ·  </w:t>
     </w:r>
     <w:fldSimple w:instr="PAGE"/>
   </w:p>
